--- a/Клинична Генетика/Изпит/Изпитни въпроси.docx
+++ b/Клинична Генетика/Изпит/Изпитни въпроси.docx
@@ -100,45 +100,37 @@
         </w:rPr>
         <w:t xml:space="preserve">Верен </w:t>
       </w:r>
+      <w:r>
+        <w:rPr>
+          <w:color w:val="EE0000"/>
+        </w:rPr>
+        <w:t xml:space="preserve">SeIected Answer: Х </w:t>
+      </w:r>
       <w:proofErr w:type="spellStart"/>
       <w:r>
         <w:rPr>
           <w:color w:val="EE0000"/>
         </w:rPr>
-        <w:t>SeIected</w:t>
+        <w:t>свързан</w:t>
       </w:r>
       <w:proofErr w:type="spellEnd"/>
       <w:r>
         <w:rPr>
           <w:color w:val="EE0000"/>
         </w:rPr>
-        <w:t xml:space="preserve"> Answer: Х </w:t>
+        <w:t xml:space="preserve"> </w:t>
       </w:r>
       <w:proofErr w:type="spellStart"/>
       <w:r>
         <w:rPr>
           <w:color w:val="EE0000"/>
         </w:rPr>
-        <w:t>свързан</w:t>
+        <w:t>рецесиве</w:t>
       </w:r>
       <w:proofErr w:type="spellEnd"/>
       <w:r>
         <w:rPr>
           <w:color w:val="EE0000"/>
-        </w:rPr>
-        <w:t xml:space="preserve"> </w:t>
-      </w:r>
-      <w:proofErr w:type="spellStart"/>
-      <w:r>
-        <w:rPr>
-          <w:color w:val="EE0000"/>
-        </w:rPr>
-        <w:t>рецесиве</w:t>
-      </w:r>
-      <w:proofErr w:type="spellEnd"/>
-      <w:r>
-        <w:rPr>
-          <w:color w:val="EE0000"/>
           <w:lang w:val="bg-BG"/>
         </w:rPr>
         <w:t>н</w:t>
@@ -165,11 +157,6 @@
       </w:r>
     </w:p>
     <w:p>
-      <w:pPr>
-        <w:rPr>
-          <w:lang w:val="bg-BG"/>
-        </w:rPr>
-      </w:pPr>
       <w:r>
         <w:rPr>
           <w:lang w:val="bg-BG"/>
@@ -322,7 +309,20 @@
           <w:color w:val="EE0000"/>
           <w:lang w:val="bg-BG"/>
         </w:rPr>
-        <w:t>Верен Selected Answer: Автозомно доминантен</w:t>
+        <w:t xml:space="preserve">Верен Selected Answer: </w:t>
+      </w:r>
+      <w:r>
+        <w:rPr>
+          <w:color w:val="EE0000"/>
+        </w:rPr>
+        <w:t>X</w:t>
+      </w:r>
+      <w:r>
+        <w:rPr>
+          <w:color w:val="EE0000"/>
+          <w:lang w:val="bg-BG"/>
+        </w:rPr>
+        <w:t xml:space="preserve"> свързан рецесивен</w:t>
       </w:r>
     </w:p>
     <w:p>
@@ -2053,51 +2053,51 @@
         </w:rPr>
         <w:t xml:space="preserve">Верен </w:t>
       </w:r>
+      <w:r>
+        <w:rPr>
+          <w:color w:val="EE0000"/>
+        </w:rPr>
+        <w:t>SeIected Answer:</w:t>
+      </w:r>
+      <w:r>
+        <w:rPr>
+          <w:color w:val="EE0000"/>
+          <w:lang w:val="bg-BG"/>
+        </w:rPr>
+        <w:t xml:space="preserve"> Автозомно-рецесивно</w:t>
+      </w:r>
+    </w:p>
+    <w:p>
+      <w:r>
+        <w:t xml:space="preserve">41. </w:t>
+      </w:r>
       <w:proofErr w:type="spellStart"/>
       <w:r>
-        <w:rPr>
-          <w:color w:val="EE0000"/>
-        </w:rPr>
-        <w:t>SeIected</w:t>
+        <w:t>Методът</w:t>
       </w:r>
       <w:proofErr w:type="spellEnd"/>
       <w:r>
-        <w:rPr>
-          <w:color w:val="EE0000"/>
-        </w:rPr>
-        <w:t xml:space="preserve"> Answer:</w:t>
-      </w:r>
-      <w:r>
-        <w:rPr>
-          <w:color w:val="EE0000"/>
-          <w:lang w:val="bg-BG"/>
-        </w:rPr>
-        <w:t xml:space="preserve"> Автозомно-рецесивно</w:t>
-      </w:r>
-    </w:p>
-    <w:p>
-      <w:r>
-        <w:t xml:space="preserve">41. </w:t>
+        <w:t xml:space="preserve"> </w:t>
       </w:r>
       <w:proofErr w:type="spellStart"/>
       <w:r>
-        <w:t>Методът</w:t>
+        <w:t>FlSH</w:t>
       </w:r>
       <w:proofErr w:type="spellEnd"/>
       <w:r>
-        <w:t xml:space="preserve"> </w:t>
+        <w:t xml:space="preserve"> в </w:t>
       </w:r>
       <w:proofErr w:type="spellStart"/>
       <w:r>
-        <w:t>FlSH</w:t>
+        <w:t>класическата</w:t>
       </w:r>
       <w:proofErr w:type="spellEnd"/>
       <w:r>
-        <w:t xml:space="preserve"> в </w:t>
+        <w:t xml:space="preserve"> </w:t>
       </w:r>
       <w:proofErr w:type="spellStart"/>
       <w:r>
-        <w:t>класическата</w:t>
+        <w:t>си</w:t>
       </w:r>
       <w:proofErr w:type="spellEnd"/>
       <w:r>
@@ -2105,7 +2105,7 @@
       </w:r>
       <w:proofErr w:type="spellStart"/>
       <w:r>
-        <w:t>си</w:t>
+        <w:t>форма</w:t>
       </w:r>
       <w:proofErr w:type="spellEnd"/>
       <w:r>
@@ -2113,18 +2113,94 @@
       </w:r>
       <w:proofErr w:type="spellStart"/>
       <w:r>
-        <w:t>форма</w:t>
+        <w:t>позволява</w:t>
       </w:r>
       <w:proofErr w:type="spellEnd"/>
       <w:r>
-        <w:t xml:space="preserve"> </w:t>
+        <w:t>:</w:t>
+      </w:r>
+    </w:p>
+    <w:p>
+      <w:pPr>
+        <w:pStyle w:val="ListParagraph"/>
+        <w:numPr>
+          <w:ilvl w:val="0"/>
+          <w:numId w:val="3"/>
+        </w:numPr>
+        <w:rPr>
+          <w:color w:val="EE0000"/>
+        </w:rPr>
+      </w:pPr>
+      <w:r>
+        <w:rPr>
+          <w:color w:val="EE0000"/>
+          <w:lang w:val="bg-BG"/>
+        </w:rPr>
+        <w:t>Верен Selected Answer</w:t>
+      </w:r>
+      <w:r>
+        <w:rPr>
+          <w:color w:val="EE0000"/>
+        </w:rPr>
+        <w:t xml:space="preserve">: </w:t>
       </w:r>
       <w:proofErr w:type="spellStart"/>
       <w:r>
-        <w:t>позволява</w:t>
+        <w:rPr>
+          <w:color w:val="EE0000"/>
+        </w:rPr>
+        <w:t>Установяването</w:t>
       </w:r>
       <w:proofErr w:type="spellEnd"/>
       <w:r>
+        <w:rPr>
+          <w:color w:val="EE0000"/>
+        </w:rPr>
+        <w:t xml:space="preserve"> на </w:t>
+      </w:r>
+      <w:proofErr w:type="spellStart"/>
+      <w:r>
+        <w:rPr>
+          <w:color w:val="EE0000"/>
+        </w:rPr>
+        <w:t>микроделеции</w:t>
+      </w:r>
+      <w:proofErr w:type="spellEnd"/>
+    </w:p>
+    <w:p>
+      <w:r>
+        <w:t xml:space="preserve">42. </w:t>
+      </w:r>
+      <w:proofErr w:type="spellStart"/>
+      <w:r>
+        <w:t>Таласемия</w:t>
+      </w:r>
+      <w:proofErr w:type="spellEnd"/>
+      <w:r>
+        <w:t xml:space="preserve"> </w:t>
+      </w:r>
+      <w:proofErr w:type="spellStart"/>
+      <w:r>
+        <w:t>майор</w:t>
+      </w:r>
+      <w:proofErr w:type="spellEnd"/>
+      <w:r>
+        <w:t xml:space="preserve"> (</w:t>
+      </w:r>
+      <w:proofErr w:type="spellStart"/>
+      <w:r>
+        <w:t>Анемия</w:t>
+      </w:r>
+      <w:proofErr w:type="spellEnd"/>
+      <w:r>
+        <w:t xml:space="preserve"> на Куули) се </w:t>
+      </w:r>
+      <w:proofErr w:type="spellStart"/>
+      <w:r>
+        <w:t>унаследява</w:t>
+      </w:r>
+      <w:proofErr w:type="spellEnd"/>
+      <w:r>
         <w:t>:</w:t>
       </w:r>
     </w:p>
@@ -2144,72 +2220,52 @@
           <w:color w:val="EE0000"/>
           <w:lang w:val="bg-BG"/>
         </w:rPr>
-        <w:t>Верен Selected Answer</w:t>
-      </w:r>
-      <w:r>
-        <w:rPr>
-          <w:color w:val="EE0000"/>
-        </w:rPr>
-        <w:t xml:space="preserve">: </w:t>
+        <w:t xml:space="preserve">Верен </w:t>
+      </w:r>
+      <w:r>
+        <w:rPr>
+          <w:color w:val="EE0000"/>
+        </w:rPr>
+        <w:t xml:space="preserve">SeIected Answer: </w:t>
       </w:r>
       <w:proofErr w:type="spellStart"/>
       <w:r>
         <w:rPr>
           <w:color w:val="EE0000"/>
         </w:rPr>
-        <w:t>Установяването</w:t>
+        <w:t>Автозомно-рецесивно</w:t>
       </w:r>
       <w:proofErr w:type="spellEnd"/>
-      <w:r>
-        <w:rPr>
-          <w:color w:val="EE0000"/>
-        </w:rPr>
-        <w:t xml:space="preserve"> на </w:t>
-      </w:r>
-      <w:proofErr w:type="spellStart"/>
-      <w:r>
-        <w:rPr>
-          <w:color w:val="EE0000"/>
-        </w:rPr>
-        <w:t>микроделеции</w:t>
-      </w:r>
-      <w:proofErr w:type="spellEnd"/>
-    </w:p>
-    <w:p>
-      <w:r>
-        <w:t xml:space="preserve">42. </w:t>
-      </w:r>
-      <w:proofErr w:type="spellStart"/>
-      <w:r>
-        <w:t>Таласемия</w:t>
-      </w:r>
-      <w:proofErr w:type="spellEnd"/>
-      <w:r>
-        <w:t xml:space="preserve"> </w:t>
-      </w:r>
-      <w:proofErr w:type="spellStart"/>
-      <w:r>
-        <w:t>майор</w:t>
-      </w:r>
-      <w:proofErr w:type="spellEnd"/>
-      <w:r>
-        <w:t xml:space="preserve"> (</w:t>
-      </w:r>
-      <w:proofErr w:type="spellStart"/>
-      <w:r>
-        <w:t>Анемия</w:t>
-      </w:r>
-      <w:proofErr w:type="spellEnd"/>
-      <w:r>
-        <w:t xml:space="preserve"> на Куули) се </w:t>
-      </w:r>
-      <w:proofErr w:type="spellStart"/>
-      <w:r>
-        <w:t>унаследява</w:t>
-      </w:r>
-      <w:proofErr w:type="spellEnd"/>
-      <w:r>
-        <w:t>:</w:t>
+    </w:p>
+    <w:p>
+      <w:pPr>
+        <w:rPr>
+          <w:lang w:val="bg-BG"/>
+        </w:rPr>
+      </w:pPr>
+      <w:r>
+        <w:rPr>
+          <w:lang w:val="bg-BG"/>
+        </w:rPr>
+        <w:t xml:space="preserve">43. </w:t>
+      </w:r>
+      <w:r>
+        <w:rPr>
+          <w:lang w:val="bg-BG"/>
+        </w:rPr>
+        <w:t>За митохондриалните</w:t>
+      </w:r>
+      <w:r>
+        <w:rPr>
+          <w:lang w:val="bg-BG"/>
+        </w:rPr>
+        <w:t xml:space="preserve"> </w:t>
+      </w:r>
+      <w:r>
+        <w:rPr>
+          <w:lang w:val="bg-BG"/>
+        </w:rPr>
+        <w:t>заболявания НЕ е вярно че:</w:t>
       </w:r>
     </w:p>
     <w:p>
@@ -2221,6 +2277,7 @@
         </w:numPr>
         <w:rPr>
           <w:color w:val="EE0000"/>
+          <w:lang w:val="bg-BG"/>
         </w:rPr>
       </w:pPr>
       <w:r>
@@ -2230,58 +2287,63 @@
         </w:rPr>
         <w:t xml:space="preserve">Верен </w:t>
       </w:r>
-      <w:proofErr w:type="spellStart"/>
-      <w:r>
-        <w:rPr>
-          <w:color w:val="EE0000"/>
-        </w:rPr>
-        <w:t>SeIected</w:t>
-      </w:r>
-      <w:proofErr w:type="spellEnd"/>
-      <w:r>
-        <w:rPr>
-          <w:color w:val="EE0000"/>
-        </w:rPr>
-        <w:t xml:space="preserve"> Answer: </w:t>
-      </w:r>
-      <w:proofErr w:type="spellStart"/>
-      <w:r>
-        <w:rPr>
-          <w:color w:val="EE0000"/>
-        </w:rPr>
-        <w:t>Автозомно-рецесивно</w:t>
-      </w:r>
-      <w:proofErr w:type="spellEnd"/>
-    </w:p>
-    <w:p>
-      <w:pPr>
-        <w:rPr>
-          <w:lang w:val="bg-BG"/>
-        </w:rPr>
-      </w:pPr>
-      <w:r>
-        <w:rPr>
-          <w:lang w:val="bg-BG"/>
-        </w:rPr>
-        <w:t xml:space="preserve">43. </w:t>
-      </w:r>
-      <w:r>
-        <w:rPr>
-          <w:lang w:val="bg-BG"/>
-        </w:rPr>
-        <w:t>За митохондриалните</w:t>
-      </w:r>
-      <w:r>
-        <w:rPr>
-          <w:lang w:val="bg-BG"/>
-        </w:rPr>
-        <w:t xml:space="preserve"> </w:t>
-      </w:r>
-      <w:r>
-        <w:rPr>
-          <w:lang w:val="bg-BG"/>
-        </w:rPr>
-        <w:t>заболявания НЕ е вярно че:</w:t>
+      <w:r>
+        <w:rPr>
+          <w:color w:val="EE0000"/>
+        </w:rPr>
+        <w:t xml:space="preserve">SeIected Answer: </w:t>
+      </w:r>
+      <w:r>
+        <w:rPr>
+          <w:color w:val="EE0000"/>
+          <w:lang w:val="bg-BG"/>
+        </w:rPr>
+        <w:t xml:space="preserve">следват менделов тип </w:t>
+      </w:r>
+      <w:r>
+        <w:rPr>
+          <w:color w:val="EE0000"/>
+          <w:lang w:val="bg-BG"/>
+        </w:rPr>
+        <w:t>на</w:t>
+      </w:r>
+      <w:r>
+        <w:rPr>
+          <w:color w:val="EE0000"/>
+          <w:lang w:val="bg-BG"/>
+        </w:rPr>
+        <w:t xml:space="preserve"> унаследяване</w:t>
+      </w:r>
+    </w:p>
+    <w:p>
+      <w:pPr>
+        <w:rPr>
+          <w:lang w:val="bg-BG"/>
+        </w:rPr>
+      </w:pPr>
+      <w:r>
+        <w:rPr>
+          <w:lang w:val="bg-BG"/>
+        </w:rPr>
+        <w:t xml:space="preserve">44. </w:t>
+      </w:r>
+      <w:r>
+        <w:rPr>
+          <w:lang w:val="bg-BG"/>
+        </w:rPr>
+        <w:t>Каква е причината за синдрома на Li-</w:t>
+      </w:r>
+      <w:r>
+        <w:rPr>
+          <w:lang w:val="bg-BG"/>
+        </w:rPr>
+        <w:t xml:space="preserve"> </w:t>
+      </w:r>
+      <w:r>
+        <w:rPr>
+          <w:lang w:val="bg-BG"/>
+        </w:rPr>
+        <w:t>Fraumeni?</w:t>
       </w:r>
     </w:p>
     <w:p>
@@ -2303,105 +2365,11 @@
         </w:rPr>
         <w:t xml:space="preserve">Верен </w:t>
       </w:r>
-      <w:proofErr w:type="spellStart"/>
-      <w:r>
-        <w:rPr>
-          <w:color w:val="EE0000"/>
-        </w:rPr>
-        <w:t>SeIected</w:t>
-      </w:r>
-      <w:proofErr w:type="spellEnd"/>
-      <w:r>
-        <w:rPr>
-          <w:color w:val="EE0000"/>
-        </w:rPr>
-        <w:t xml:space="preserve"> Answer: </w:t>
-      </w:r>
-      <w:r>
-        <w:rPr>
-          <w:color w:val="EE0000"/>
-          <w:lang w:val="bg-BG"/>
-        </w:rPr>
-        <w:t xml:space="preserve">следват менделов тип </w:t>
-      </w:r>
-      <w:r>
-        <w:rPr>
-          <w:color w:val="EE0000"/>
-          <w:lang w:val="bg-BG"/>
-        </w:rPr>
-        <w:t>на</w:t>
-      </w:r>
-      <w:r>
-        <w:rPr>
-          <w:color w:val="EE0000"/>
-          <w:lang w:val="bg-BG"/>
-        </w:rPr>
-        <w:t xml:space="preserve"> унаследяване</w:t>
-      </w:r>
-    </w:p>
-    <w:p>
-      <w:pPr>
-        <w:rPr>
-          <w:lang w:val="bg-BG"/>
-        </w:rPr>
-      </w:pPr>
-      <w:r>
-        <w:rPr>
-          <w:lang w:val="bg-BG"/>
-        </w:rPr>
-        <w:t xml:space="preserve">44. </w:t>
-      </w:r>
-      <w:r>
-        <w:rPr>
-          <w:lang w:val="bg-BG"/>
-        </w:rPr>
-        <w:t>Каква е причината за синдрома на Li-</w:t>
-      </w:r>
-      <w:r>
-        <w:rPr>
-          <w:lang w:val="bg-BG"/>
-        </w:rPr>
-        <w:t xml:space="preserve"> </w:t>
-      </w:r>
-      <w:r>
-        <w:rPr>
-          <w:lang w:val="bg-BG"/>
-        </w:rPr>
-        <w:t>Fraumeni?</w:t>
-      </w:r>
-    </w:p>
-    <w:p>
-      <w:pPr>
-        <w:pStyle w:val="ListParagraph"/>
-        <w:numPr>
-          <w:ilvl w:val="0"/>
-          <w:numId w:val="3"/>
-        </w:numPr>
-        <w:rPr>
-          <w:color w:val="EE0000"/>
-          <w:lang w:val="bg-BG"/>
-        </w:rPr>
-      </w:pPr>
-      <w:r>
-        <w:rPr>
-          <w:color w:val="EE0000"/>
-          <w:lang w:val="bg-BG"/>
-        </w:rPr>
-        <w:t xml:space="preserve">Верен </w:t>
-      </w:r>
-      <w:proofErr w:type="spellStart"/>
-      <w:r>
-        <w:rPr>
-          <w:color w:val="EE0000"/>
-        </w:rPr>
-        <w:t>SeIected</w:t>
-      </w:r>
-      <w:proofErr w:type="spellEnd"/>
-      <w:r>
-        <w:rPr>
-          <w:color w:val="EE0000"/>
-        </w:rPr>
-        <w:t xml:space="preserve"> Answer: </w:t>
+      <w:r>
+        <w:rPr>
+          <w:color w:val="EE0000"/>
+        </w:rPr>
+        <w:t xml:space="preserve">SeIected Answer: </w:t>
       </w:r>
       <w:r>
         <w:rPr>
@@ -2480,45 +2448,318 @@
         </w:rPr>
         <w:t xml:space="preserve">Верен </w:t>
       </w:r>
+      <w:r>
+        <w:rPr>
+          <w:color w:val="EE0000"/>
+        </w:rPr>
+        <w:t xml:space="preserve">SeIected Answer: </w:t>
+      </w:r>
+      <w:r>
+        <w:rPr>
+          <w:color w:val="EE0000"/>
+          <w:lang w:val="bg-BG"/>
+        </w:rPr>
+        <w:t>Рискът за следващото поколение е равен на риска за общата популация.</w:t>
+      </w:r>
+    </w:p>
+    <w:p>
+      <w:pPr>
+        <w:rPr>
+          <w:lang w:val="bg-BG"/>
+        </w:rPr>
+      </w:pPr>
+      <w:r>
+        <w:rPr>
+          <w:lang w:val="bg-BG"/>
+        </w:rPr>
+        <w:t xml:space="preserve">46. </w:t>
+      </w:r>
+      <w:r>
+        <w:rPr>
+          <w:lang w:val="bg-BG"/>
+        </w:rPr>
+        <w:t>Алелна хетерогенност е:</w:t>
+      </w:r>
+    </w:p>
+    <w:p>
+      <w:pPr>
+        <w:pStyle w:val="ListParagraph"/>
+        <w:numPr>
+          <w:ilvl w:val="0"/>
+          <w:numId w:val="3"/>
+        </w:numPr>
+        <w:rPr>
+          <w:color w:val="EE0000"/>
+          <w:lang w:val="bg-BG"/>
+        </w:rPr>
+      </w:pPr>
+      <w:r>
+        <w:rPr>
+          <w:color w:val="EE0000"/>
+          <w:lang w:val="bg-BG"/>
+        </w:rPr>
+        <w:t xml:space="preserve">Верен </w:t>
+      </w:r>
+      <w:r>
+        <w:rPr>
+          <w:color w:val="EE0000"/>
+        </w:rPr>
+        <w:t xml:space="preserve">SeIected Answer: </w:t>
+      </w:r>
+      <w:r>
+        <w:rPr>
+          <w:color w:val="EE0000"/>
+          <w:lang w:val="bg-BG"/>
+        </w:rPr>
+        <w:t>различни мутации в даден ген са причина за появата на дадено състояние или заболяване</w:t>
+      </w:r>
+    </w:p>
+    <w:p>
+      <w:pPr>
+        <w:rPr>
+          <w:lang w:val="bg-BG"/>
+        </w:rPr>
+      </w:pPr>
+      <w:r>
+        <w:rPr>
+          <w:lang w:val="bg-BG"/>
+        </w:rPr>
+        <w:t xml:space="preserve">47. </w:t>
+      </w:r>
+      <w:r>
+        <w:rPr>
+          <w:lang w:val="bg-BG"/>
+        </w:rPr>
+        <w:t>Кое от следните</w:t>
+      </w:r>
+      <w:r>
+        <w:rPr>
+          <w:lang w:val="bg-BG"/>
+        </w:rPr>
+        <w:t xml:space="preserve"> </w:t>
+      </w:r>
+      <w:r>
+        <w:rPr>
+          <w:lang w:val="bg-BG"/>
+        </w:rPr>
+        <w:t>твърдения не е вярно по</w:t>
+      </w:r>
+      <w:r>
+        <w:rPr>
+          <w:lang w:val="bg-BG"/>
+        </w:rPr>
+        <w:t xml:space="preserve"> </w:t>
+      </w:r>
+      <w:r>
+        <w:rPr>
+          <w:lang w:val="bg-BG"/>
+        </w:rPr>
+        <w:t>отношение на</w:t>
+      </w:r>
+      <w:r>
+        <w:rPr>
+          <w:lang w:val="bg-BG"/>
+        </w:rPr>
+        <w:t xml:space="preserve"> </w:t>
+      </w:r>
+      <w:r>
+        <w:rPr>
+          <w:lang w:val="bg-BG"/>
+        </w:rPr>
+        <w:t>фенилкетонурията?</w:t>
+      </w:r>
+    </w:p>
+    <w:p>
+      <w:pPr>
+        <w:pStyle w:val="ListParagraph"/>
+        <w:numPr>
+          <w:ilvl w:val="0"/>
+          <w:numId w:val="3"/>
+        </w:numPr>
+        <w:rPr>
+          <w:color w:val="EE0000"/>
+          <w:lang w:val="bg-BG"/>
+        </w:rPr>
+      </w:pPr>
+      <w:r>
+        <w:rPr>
+          <w:color w:val="EE0000"/>
+          <w:lang w:val="bg-BG"/>
+        </w:rPr>
+        <w:t xml:space="preserve">Верен </w:t>
+      </w:r>
+      <w:r>
+        <w:rPr>
+          <w:color w:val="EE0000"/>
+        </w:rPr>
+        <w:t xml:space="preserve">SeIected Answer: </w:t>
+      </w:r>
+      <w:r>
+        <w:rPr>
+          <w:color w:val="EE0000"/>
+          <w:lang w:val="bg-BG"/>
+        </w:rPr>
+        <w:t>То е автозомно доминантно заболяване</w:t>
+      </w:r>
+    </w:p>
+    <w:p>
+      <w:pPr>
+        <w:rPr>
+          <w:lang w:val="bg-BG"/>
+        </w:rPr>
+      </w:pPr>
+      <w:r>
+        <w:rPr>
+          <w:lang w:val="bg-BG"/>
+        </w:rPr>
+        <w:t xml:space="preserve">48. </w:t>
+      </w:r>
+      <w:r>
+        <w:rPr>
+          <w:lang w:val="bg-BG"/>
+        </w:rPr>
+        <w:t>FlSH е метод,</w:t>
+      </w:r>
+      <w:r>
+        <w:rPr>
+          <w:lang w:val="bg-BG"/>
+        </w:rPr>
+        <w:t xml:space="preserve"> </w:t>
+      </w:r>
+      <w:r>
+        <w:rPr>
+          <w:lang w:val="bg-BG"/>
+        </w:rPr>
+        <w:t>представляващ:</w:t>
+      </w:r>
+    </w:p>
+    <w:p>
+      <w:pPr>
+        <w:pStyle w:val="ListParagraph"/>
+        <w:numPr>
+          <w:ilvl w:val="0"/>
+          <w:numId w:val="3"/>
+        </w:numPr>
+        <w:rPr>
+          <w:color w:val="EE0000"/>
+          <w:lang w:val="bg-BG"/>
+        </w:rPr>
+      </w:pPr>
+      <w:r>
+        <w:rPr>
+          <w:color w:val="EE0000"/>
+          <w:lang w:val="bg-BG"/>
+        </w:rPr>
+        <w:t xml:space="preserve">Верен </w:t>
+      </w:r>
+      <w:r>
+        <w:rPr>
+          <w:color w:val="EE0000"/>
+        </w:rPr>
+        <w:t xml:space="preserve">SeIected Answer: </w:t>
+      </w:r>
+      <w:r>
+        <w:rPr>
+          <w:color w:val="EE0000"/>
+          <w:lang w:val="bg-BG"/>
+        </w:rPr>
+        <w:t>хибридизация с комплементарна маркирана сонда и визуализация</w:t>
+      </w:r>
+    </w:p>
+    <w:p>
+      <w:pPr>
+        <w:rPr>
+          <w:lang w:val="bg-BG"/>
+        </w:rPr>
+      </w:pPr>
+      <w:r>
+        <w:rPr>
+          <w:lang w:val="bg-BG"/>
+        </w:rPr>
+        <w:t xml:space="preserve">49. </w:t>
+      </w:r>
+      <w:r>
+        <w:rPr>
+          <w:lang w:val="bg-BG"/>
+        </w:rPr>
+        <w:t>Посочете кое от изброените</w:t>
+      </w:r>
+      <w:r>
+        <w:rPr>
+          <w:lang w:val="bg-BG"/>
+        </w:rPr>
+        <w:t xml:space="preserve"> </w:t>
+      </w:r>
+      <w:r>
+        <w:rPr>
+          <w:lang w:val="bg-BG"/>
+        </w:rPr>
+        <w:t>заболявания се унаследява Х-свързано:</w:t>
+      </w:r>
+    </w:p>
+    <w:p>
+      <w:pPr>
+        <w:pStyle w:val="ListParagraph"/>
+        <w:numPr>
+          <w:ilvl w:val="0"/>
+          <w:numId w:val="3"/>
+        </w:numPr>
+        <w:rPr>
+          <w:color w:val="EE0000"/>
+          <w:lang w:val="bg-BG"/>
+        </w:rPr>
+      </w:pPr>
+      <w:r>
+        <w:rPr>
+          <w:color w:val="EE0000"/>
+          <w:lang w:val="bg-BG"/>
+        </w:rPr>
+        <w:t xml:space="preserve">Верен </w:t>
+      </w:r>
+      <w:r>
+        <w:rPr>
+          <w:color w:val="EE0000"/>
+        </w:rPr>
+        <w:t xml:space="preserve">SeIected Answer: </w:t>
+      </w:r>
+      <w:r>
+        <w:rPr>
+          <w:color w:val="EE0000"/>
+          <w:lang w:val="bg-BG"/>
+        </w:rPr>
+        <w:t>Мускулна дистрофия тип Дюшен/Бекер</w:t>
+      </w:r>
+    </w:p>
+    <w:p>
+      <w:r>
+        <w:rPr>
+          <w:lang w:val="bg-BG"/>
+        </w:rPr>
+        <w:t xml:space="preserve">50. </w:t>
+      </w:r>
       <w:proofErr w:type="spellStart"/>
       <w:r>
-        <w:rPr>
-          <w:color w:val="EE0000"/>
-        </w:rPr>
-        <w:t>SeIected</w:t>
+        <w:t>Синдромът</w:t>
       </w:r>
       <w:proofErr w:type="spellEnd"/>
       <w:r>
-        <w:rPr>
-          <w:color w:val="EE0000"/>
-        </w:rPr>
-        <w:t xml:space="preserve"> Answer: </w:t>
-      </w:r>
-      <w:r>
-        <w:rPr>
-          <w:color w:val="EE0000"/>
-          <w:lang w:val="bg-BG"/>
-        </w:rPr>
-        <w:t>Рискът за следващото поколение е равен на риска за общата популация.</w:t>
-      </w:r>
-    </w:p>
-    <w:p>
-      <w:pPr>
-        <w:rPr>
-          <w:lang w:val="bg-BG"/>
-        </w:rPr>
-      </w:pPr>
-      <w:r>
-        <w:rPr>
-          <w:lang w:val="bg-BG"/>
-        </w:rPr>
-        <w:t xml:space="preserve">46. </w:t>
-      </w:r>
-      <w:r>
-        <w:rPr>
-          <w:lang w:val="bg-BG"/>
-        </w:rPr>
-        <w:t>Алелна хетерогенност е:</w:t>
+        <w:t xml:space="preserve"> на Прадер-</w:t>
+      </w:r>
+      <w:proofErr w:type="spellStart"/>
+      <w:r>
+        <w:t>Вили</w:t>
+      </w:r>
+      <w:proofErr w:type="spellEnd"/>
+      <w:r>
+        <w:t xml:space="preserve"> е в </w:t>
+      </w:r>
+      <w:proofErr w:type="spellStart"/>
+      <w:r>
+        <w:t>резултат</w:t>
+      </w:r>
+      <w:proofErr w:type="spellEnd"/>
+      <w:r>
+        <w:t xml:space="preserve"> на:</w:t>
       </w:r>
     </w:p>
     <w:p>
@@ -2530,7 +2771,6 @@
         </w:numPr>
         <w:rPr>
           <w:color w:val="EE0000"/>
-          <w:lang w:val="bg-BG"/>
         </w:rPr>
       </w:pPr>
       <w:r>
@@ -2540,81 +2780,121 @@
         </w:rPr>
         <w:t xml:space="preserve">Верен </w:t>
       </w:r>
+      <w:r>
+        <w:rPr>
+          <w:color w:val="EE0000"/>
+        </w:rPr>
+        <w:t xml:space="preserve">SeIected Answer: </w:t>
+      </w:r>
       <w:proofErr w:type="spellStart"/>
       <w:r>
         <w:rPr>
           <w:color w:val="EE0000"/>
         </w:rPr>
-        <w:t>SeIected</w:t>
+        <w:t>делеция</w:t>
       </w:r>
       <w:proofErr w:type="spellEnd"/>
       <w:r>
         <w:rPr>
           <w:color w:val="EE0000"/>
         </w:rPr>
-        <w:t xml:space="preserve"> Answer: </w:t>
-      </w:r>
-      <w:r>
-        <w:rPr>
-          <w:color w:val="EE0000"/>
-          <w:lang w:val="bg-BG"/>
-        </w:rPr>
-        <w:t>различни мутации в даден ген са причина за появата на дадено състояние или заболяване</w:t>
-      </w:r>
-    </w:p>
-    <w:p>
-      <w:pPr>
-        <w:rPr>
-          <w:lang w:val="bg-BG"/>
-        </w:rPr>
-      </w:pPr>
-      <w:r>
-        <w:rPr>
-          <w:lang w:val="bg-BG"/>
-        </w:rPr>
-        <w:t xml:space="preserve">47. </w:t>
-      </w:r>
-      <w:r>
-        <w:rPr>
-          <w:lang w:val="bg-BG"/>
-        </w:rPr>
-        <w:t>Кое от следните</w:t>
-      </w:r>
-      <w:r>
-        <w:rPr>
-          <w:lang w:val="bg-BG"/>
-        </w:rPr>
-        <w:t xml:space="preserve"> </w:t>
-      </w:r>
-      <w:r>
-        <w:rPr>
-          <w:lang w:val="bg-BG"/>
-        </w:rPr>
-        <w:t>твърдения не е вярно по</w:t>
-      </w:r>
-      <w:r>
-        <w:rPr>
-          <w:lang w:val="bg-BG"/>
-        </w:rPr>
-        <w:t xml:space="preserve"> </w:t>
-      </w:r>
-      <w:r>
-        <w:rPr>
-          <w:lang w:val="bg-BG"/>
-        </w:rPr>
-        <w:t>отношение на</w:t>
-      </w:r>
-      <w:r>
-        <w:rPr>
-          <w:lang w:val="bg-BG"/>
-        </w:rPr>
-        <w:t xml:space="preserve"> </w:t>
-      </w:r>
-      <w:r>
-        <w:rPr>
-          <w:lang w:val="bg-BG"/>
-        </w:rPr>
-        <w:t>фенилкетонурията?</w:t>
+        <w:t xml:space="preserve"> в </w:t>
+      </w:r>
+      <w:proofErr w:type="spellStart"/>
+      <w:r>
+        <w:rPr>
+          <w:color w:val="EE0000"/>
+        </w:rPr>
+        <w:t>бащината</w:t>
+      </w:r>
+      <w:proofErr w:type="spellEnd"/>
+      <w:r>
+        <w:rPr>
+          <w:color w:val="EE0000"/>
+        </w:rPr>
+        <w:t xml:space="preserve"> 15-</w:t>
+      </w:r>
+      <w:r>
+        <w:rPr>
+          <w:color w:val="EE0000"/>
+          <w:lang w:val="bg-BG"/>
+        </w:rPr>
+        <w:t xml:space="preserve"> </w:t>
+      </w:r>
+      <w:proofErr w:type="spellStart"/>
+      <w:r>
+        <w:rPr>
+          <w:color w:val="EE0000"/>
+        </w:rPr>
+        <w:t>хромозома</w:t>
+      </w:r>
+      <w:proofErr w:type="spellEnd"/>
+    </w:p>
+    <w:p>
+      <w:pPr>
+        <w:rPr>
+          <w:lang w:val="bg-BG"/>
+        </w:rPr>
+      </w:pPr>
+      <w:r>
+        <w:rPr>
+          <w:lang w:val="bg-BG"/>
+        </w:rPr>
+        <w:t xml:space="preserve">51. </w:t>
+      </w:r>
+      <w:r>
+        <w:rPr>
+          <w:lang w:val="bg-BG"/>
+        </w:rPr>
+        <w:t>Здрава жена, която има брат и</w:t>
+      </w:r>
+      <w:r>
+        <w:rPr>
+          <w:lang w:val="bg-BG"/>
+        </w:rPr>
+        <w:t xml:space="preserve"> </w:t>
+      </w:r>
+      <w:r>
+        <w:rPr>
+          <w:lang w:val="bg-BG"/>
+        </w:rPr>
+        <w:t>син със синдром на Чуплива Х</w:t>
+      </w:r>
+      <w:r>
+        <w:rPr>
+          <w:lang w:val="bg-BG"/>
+        </w:rPr>
+        <w:t xml:space="preserve"> </w:t>
+      </w:r>
+      <w:r>
+        <w:rPr>
+          <w:lang w:val="bg-BG"/>
+        </w:rPr>
+        <w:t>хромозома се интересува какъв е</w:t>
+      </w:r>
+      <w:r>
+        <w:rPr>
+          <w:lang w:val="bg-BG"/>
+        </w:rPr>
+        <w:t xml:space="preserve"> </w:t>
+      </w:r>
+      <w:r>
+        <w:rPr>
+          <w:lang w:val="bg-BG"/>
+        </w:rPr>
+        <w:t>рискът да има отново дете със</w:t>
+      </w:r>
+      <w:r>
+        <w:rPr>
+          <w:lang w:val="bg-BG"/>
+        </w:rPr>
+        <w:t xml:space="preserve"> </w:t>
+      </w:r>
+      <w:r>
+        <w:rPr>
+          <w:lang w:val="bg-BG"/>
+        </w:rPr>
+        <w:t>същото заболяване?</w:t>
       </w:r>
     </w:p>
     <w:p>
@@ -2636,57 +2916,80 @@
         </w:rPr>
         <w:t xml:space="preserve">Верен </w:t>
       </w:r>
-      <w:proofErr w:type="spellStart"/>
-      <w:r>
-        <w:rPr>
-          <w:color w:val="EE0000"/>
-        </w:rPr>
-        <w:t>SeIected</w:t>
-      </w:r>
-      <w:proofErr w:type="spellEnd"/>
-      <w:r>
-        <w:rPr>
-          <w:color w:val="EE0000"/>
-        </w:rPr>
-        <w:t xml:space="preserve"> Answer: </w:t>
-      </w:r>
-      <w:r>
-        <w:rPr>
-          <w:color w:val="EE0000"/>
-          <w:lang w:val="bg-BG"/>
-        </w:rPr>
-        <w:t>То е автозомно доминантно заболяване</w:t>
-      </w:r>
-    </w:p>
-    <w:p>
-      <w:pPr>
-        <w:rPr>
-          <w:lang w:val="bg-BG"/>
-        </w:rPr>
-      </w:pPr>
-      <w:r>
-        <w:rPr>
-          <w:lang w:val="bg-BG"/>
-        </w:rPr>
-        <w:t xml:space="preserve">48. </w:t>
-      </w:r>
-      <w:r>
-        <w:rPr>
-          <w:lang w:val="bg-BG"/>
-        </w:rPr>
-        <w:t>FlSH е метод,</w:t>
-      </w:r>
-      <w:r>
-        <w:rPr>
-          <w:lang w:val="bg-BG"/>
-        </w:rPr>
-        <w:t xml:space="preserve"> </w:t>
-      </w:r>
-      <w:r>
-        <w:rPr>
-          <w:lang w:val="bg-BG"/>
-        </w:rPr>
-        <w:t>представляващ:</w:t>
+      <w:r>
+        <w:rPr>
+          <w:color w:val="EE0000"/>
+        </w:rPr>
+        <w:t xml:space="preserve">SeIected Answer: </w:t>
+      </w:r>
+      <w:r>
+        <w:rPr>
+          <w:color w:val="EE0000"/>
+          <w:lang w:val="bg-BG"/>
+        </w:rPr>
+        <w:t>50% риск за болни момчета</w:t>
+      </w:r>
+    </w:p>
+    <w:p>
+      <w:pPr>
+        <w:rPr>
+          <w:lang w:val="bg-BG"/>
+        </w:rPr>
+      </w:pPr>
+      <w:r>
+        <w:rPr>
+          <w:lang w:val="bg-BG"/>
+        </w:rPr>
+        <w:t xml:space="preserve">52. </w:t>
+      </w:r>
+      <w:r>
+        <w:rPr>
+          <w:lang w:val="bg-BG"/>
+        </w:rPr>
+        <w:t>Кой от изброените типове на</w:t>
+      </w:r>
+      <w:r>
+        <w:rPr>
+          <w:lang w:val="bg-BG"/>
+        </w:rPr>
+        <w:t xml:space="preserve"> </w:t>
+      </w:r>
+      <w:r>
+        <w:rPr>
+          <w:lang w:val="bg-BG"/>
+        </w:rPr>
+        <w:t>унаследяване е предимно</w:t>
+      </w:r>
+      <w:r>
+        <w:rPr>
+          <w:lang w:val="bg-BG"/>
+        </w:rPr>
+        <w:t xml:space="preserve"> </w:t>
+      </w:r>
+      <w:r>
+        <w:rPr>
+          <w:lang w:val="bg-BG"/>
+        </w:rPr>
+        <w:t>характерен за лизозомните</w:t>
+      </w:r>
+    </w:p>
+    <w:p>
+      <w:pPr>
+        <w:rPr>
+          <w:lang w:val="bg-BG"/>
+        </w:rPr>
+      </w:pPr>
+      <w:r>
+        <w:rPr>
+          <w:lang w:val="bg-BG"/>
+        </w:rPr>
+        <w:t>болести?</w:t>
+      </w:r>
+      <w:r>
+        <w:rPr>
+          <w:lang w:val="bg-BG"/>
+        </w:rPr>
+        <w:t xml:space="preserve"> </w:t>
       </w:r>
     </w:p>
     <w:p>
@@ -2708,57 +3011,75 @@
         </w:rPr>
         <w:t xml:space="preserve">Верен </w:t>
       </w:r>
-      <w:proofErr w:type="spellStart"/>
-      <w:r>
-        <w:rPr>
-          <w:color w:val="EE0000"/>
-        </w:rPr>
-        <w:t>SeIected</w:t>
-      </w:r>
-      <w:proofErr w:type="spellEnd"/>
-      <w:r>
-        <w:rPr>
-          <w:color w:val="EE0000"/>
-        </w:rPr>
-        <w:t xml:space="preserve"> Answer: </w:t>
-      </w:r>
-      <w:r>
-        <w:rPr>
-          <w:color w:val="EE0000"/>
-          <w:lang w:val="bg-BG"/>
-        </w:rPr>
-        <w:t>хибридизация с комплементарна маркирана сонда и визуализация</w:t>
-      </w:r>
-    </w:p>
-    <w:p>
-      <w:pPr>
-        <w:rPr>
-          <w:lang w:val="bg-BG"/>
-        </w:rPr>
-      </w:pPr>
-      <w:r>
-        <w:rPr>
-          <w:lang w:val="bg-BG"/>
-        </w:rPr>
-        <w:t xml:space="preserve">49. </w:t>
-      </w:r>
-      <w:r>
-        <w:rPr>
-          <w:lang w:val="bg-BG"/>
-        </w:rPr>
-        <w:t>Посочете кое от изброените</w:t>
-      </w:r>
-      <w:r>
-        <w:rPr>
-          <w:lang w:val="bg-BG"/>
-        </w:rPr>
-        <w:t xml:space="preserve"> </w:t>
-      </w:r>
-      <w:r>
-        <w:rPr>
-          <w:lang w:val="bg-BG"/>
-        </w:rPr>
-        <w:t>заболявания се унаследява Х-свързано:</w:t>
+      <w:r>
+        <w:rPr>
+          <w:color w:val="EE0000"/>
+        </w:rPr>
+        <w:t xml:space="preserve">SeIected Answer: </w:t>
+      </w:r>
+      <w:r>
+        <w:rPr>
+          <w:color w:val="EE0000"/>
+          <w:lang w:val="bg-BG"/>
+        </w:rPr>
+        <w:t>автозомно-рецесиве</w:t>
+      </w:r>
+      <w:r>
+        <w:rPr>
+          <w:color w:val="EE0000"/>
+          <w:lang w:val="bg-BG"/>
+        </w:rPr>
+        <w:t>н</w:t>
+      </w:r>
+      <w:r>
+        <w:rPr>
+          <w:color w:val="EE0000"/>
+          <w:lang w:val="bg-BG"/>
+        </w:rPr>
+        <w:t xml:space="preserve"> тип</w:t>
+      </w:r>
+    </w:p>
+    <w:p>
+      <w:pPr>
+        <w:rPr>
+          <w:lang w:val="bg-BG"/>
+        </w:rPr>
+      </w:pPr>
+      <w:r>
+        <w:rPr>
+          <w:lang w:val="bg-BG"/>
+        </w:rPr>
+        <w:t xml:space="preserve">53. </w:t>
+      </w:r>
+      <w:r>
+        <w:rPr>
+          <w:lang w:val="bg-BG"/>
+        </w:rPr>
+        <w:t>При наличие на Фактор V Лайден</w:t>
+      </w:r>
+      <w:r>
+        <w:rPr>
+          <w:lang w:val="bg-BG"/>
+        </w:rPr>
+        <w:t xml:space="preserve"> </w:t>
+      </w:r>
+      <w:r>
+        <w:rPr>
+          <w:lang w:val="bg-BG"/>
+        </w:rPr>
+        <w:t>мутация се наблюдава</w:t>
+      </w:r>
+      <w:r>
+        <w:rPr>
+          <w:lang w:val="bg-BG"/>
+        </w:rPr>
+        <w:t xml:space="preserve"> </w:t>
+      </w:r>
+      <w:r>
+        <w:rPr>
+          <w:lang w:val="bg-BG"/>
+        </w:rPr>
+        <w:t>предразположение към:</w:t>
       </w:r>
     </w:p>
     <w:p>
@@ -2773,6 +3094,7 @@
           <w:lang w:val="bg-BG"/>
         </w:rPr>
       </w:pPr>
+      <w:bookmarkStart w:id="0" w:name="_Hlk213257007"/>
       <w:r>
         <w:rPr>
           <w:color w:val="EE0000"/>
@@ -2780,58 +3102,81 @@
         </w:rPr>
         <w:t xml:space="preserve">Верен </w:t>
       </w:r>
-      <w:proofErr w:type="spellStart"/>
-      <w:r>
-        <w:rPr>
-          <w:color w:val="EE0000"/>
-        </w:rPr>
-        <w:t>SeIected</w:t>
-      </w:r>
-      <w:proofErr w:type="spellEnd"/>
-      <w:r>
-        <w:rPr>
-          <w:color w:val="EE0000"/>
-        </w:rPr>
-        <w:t xml:space="preserve"> Answer: </w:t>
-      </w:r>
-      <w:r>
-        <w:rPr>
-          <w:color w:val="EE0000"/>
-          <w:lang w:val="bg-BG"/>
-        </w:rPr>
-        <w:t>Мускулна дистрофия тип Дюшен/Бекер</w:t>
-      </w:r>
-    </w:p>
-    <w:p>
-      <w:r>
-        <w:rPr>
-          <w:lang w:val="bg-BG"/>
-        </w:rPr>
-        <w:t xml:space="preserve">50. </w:t>
-      </w:r>
-      <w:proofErr w:type="spellStart"/>
-      <w:r>
-        <w:t>Синдромът</w:t>
-      </w:r>
-      <w:proofErr w:type="spellEnd"/>
-      <w:r>
-        <w:t xml:space="preserve"> на Прадер-</w:t>
-      </w:r>
-      <w:proofErr w:type="spellStart"/>
-      <w:r>
-        <w:t>Вили</w:t>
-      </w:r>
-      <w:proofErr w:type="spellEnd"/>
-      <w:r>
-        <w:t xml:space="preserve"> е в </w:t>
-      </w:r>
-      <w:proofErr w:type="spellStart"/>
-      <w:r>
-        <w:t>резултат</w:t>
-      </w:r>
-      <w:proofErr w:type="spellEnd"/>
-      <w:r>
-        <w:t xml:space="preserve"> на:</w:t>
+      <w:r>
+        <w:rPr>
+          <w:color w:val="EE0000"/>
+        </w:rPr>
+        <w:t>SeIected Answer:</w:t>
+      </w:r>
+      <w:r>
+        <w:rPr>
+          <w:color w:val="EE0000"/>
+          <w:lang w:val="bg-BG"/>
+        </w:rPr>
+        <w:t xml:space="preserve"> </w:t>
+      </w:r>
+      <w:bookmarkEnd w:id="0"/>
+      <w:r>
+        <w:rPr>
+          <w:color w:val="EE0000"/>
+          <w:lang w:val="bg-BG"/>
+        </w:rPr>
+        <w:t>Повтарящи се спонтанни аборти</w:t>
+      </w:r>
+    </w:p>
+    <w:p>
+      <w:pPr>
+        <w:rPr>
+          <w:lang w:val="bg-BG"/>
+        </w:rPr>
+      </w:pPr>
+      <w:r>
+        <w:rPr>
+          <w:lang w:val="bg-BG"/>
+        </w:rPr>
+        <w:t xml:space="preserve">54. </w:t>
+      </w:r>
+      <w:r>
+        <w:rPr>
+          <w:lang w:val="bg-BG"/>
+        </w:rPr>
+        <w:t>Каква е мутацията, водеща до</w:t>
+      </w:r>
+      <w:r>
+        <w:rPr>
+          <w:lang w:val="bg-BG"/>
+        </w:rPr>
+        <w:t xml:space="preserve"> </w:t>
+      </w:r>
+      <w:r>
+        <w:rPr>
+          <w:lang w:val="bg-BG"/>
+        </w:rPr>
+        <w:t>проявата на</w:t>
+      </w:r>
+      <w:r>
+        <w:rPr>
+          <w:lang w:val="bg-BG"/>
+        </w:rPr>
+        <w:t xml:space="preserve"> </w:t>
+      </w:r>
+      <w:r>
+        <w:rPr>
+          <w:lang w:val="bg-BG"/>
+        </w:rPr>
+        <w:t>Трихоринофалангиалния</w:t>
+      </w:r>
+      <w:r>
+        <w:rPr>
+          <w:lang w:val="bg-BG"/>
+        </w:rPr>
+        <w:t xml:space="preserve"> </w:t>
+      </w:r>
+      <w:r>
+        <w:rPr>
+          <w:lang w:val="bg-BG"/>
+        </w:rPr>
+        <w:t>синдром тип 2?</w:t>
       </w:r>
     </w:p>
     <w:p>
@@ -2843,6 +3188,7 @@
         </w:numPr>
         <w:rPr>
           <w:color w:val="EE0000"/>
+          <w:lang w:val="bg-BG"/>
         </w:rPr>
       </w:pPr>
       <w:r>
@@ -2852,129 +3198,73 @@
         </w:rPr>
         <w:t xml:space="preserve">Верен </w:t>
       </w:r>
-      <w:proofErr w:type="spellStart"/>
-      <w:r>
-        <w:rPr>
-          <w:color w:val="EE0000"/>
-        </w:rPr>
-        <w:t>SeIected</w:t>
-      </w:r>
-      <w:proofErr w:type="spellEnd"/>
-      <w:r>
-        <w:rPr>
-          <w:color w:val="EE0000"/>
-        </w:rPr>
-        <w:t xml:space="preserve"> Answer: </w:t>
-      </w:r>
-      <w:proofErr w:type="spellStart"/>
-      <w:r>
-        <w:rPr>
-          <w:color w:val="EE0000"/>
-        </w:rPr>
-        <w:t>делеция</w:t>
-      </w:r>
-      <w:proofErr w:type="spellEnd"/>
-      <w:r>
-        <w:rPr>
-          <w:color w:val="EE0000"/>
-        </w:rPr>
-        <w:t xml:space="preserve"> в </w:t>
-      </w:r>
-      <w:proofErr w:type="spellStart"/>
-      <w:r>
-        <w:rPr>
-          <w:color w:val="EE0000"/>
-        </w:rPr>
-        <w:t>бащината</w:t>
-      </w:r>
-      <w:proofErr w:type="spellEnd"/>
-      <w:r>
-        <w:rPr>
-          <w:color w:val="EE0000"/>
-        </w:rPr>
-        <w:t xml:space="preserve"> 15-</w:t>
-      </w:r>
-      <w:r>
-        <w:rPr>
-          <w:color w:val="EE0000"/>
-          <w:lang w:val="bg-BG"/>
-        </w:rPr>
-        <w:t xml:space="preserve"> </w:t>
-      </w:r>
-      <w:proofErr w:type="spellStart"/>
-      <w:r>
-        <w:rPr>
-          <w:color w:val="EE0000"/>
-        </w:rPr>
-        <w:t>хромозома</w:t>
-      </w:r>
-      <w:proofErr w:type="spellEnd"/>
-    </w:p>
-    <w:p>
-      <w:pPr>
-        <w:rPr>
-          <w:lang w:val="bg-BG"/>
-        </w:rPr>
-      </w:pPr>
-      <w:r>
-        <w:rPr>
-          <w:lang w:val="bg-BG"/>
-        </w:rPr>
-        <w:t xml:space="preserve">51. </w:t>
-      </w:r>
-      <w:r>
-        <w:rPr>
-          <w:lang w:val="bg-BG"/>
-        </w:rPr>
-        <w:t>Здрава жена, която има брат и</w:t>
-      </w:r>
-      <w:r>
-        <w:rPr>
-          <w:lang w:val="bg-BG"/>
-        </w:rPr>
-        <w:t xml:space="preserve"> </w:t>
-      </w:r>
-      <w:r>
-        <w:rPr>
-          <w:lang w:val="bg-BG"/>
-        </w:rPr>
-        <w:t>син със синдром на Чуплива Х</w:t>
-      </w:r>
-      <w:r>
-        <w:rPr>
-          <w:lang w:val="bg-BG"/>
-        </w:rPr>
-        <w:t xml:space="preserve"> </w:t>
-      </w:r>
-      <w:r>
-        <w:rPr>
-          <w:lang w:val="bg-BG"/>
-        </w:rPr>
-        <w:t>хромозома се интересува какъв е</w:t>
-      </w:r>
-      <w:r>
-        <w:rPr>
-          <w:lang w:val="bg-BG"/>
-        </w:rPr>
-        <w:t xml:space="preserve"> </w:t>
-      </w:r>
-      <w:r>
-        <w:rPr>
-          <w:lang w:val="bg-BG"/>
-        </w:rPr>
-        <w:t>рискът да има отново дете със</w:t>
-      </w:r>
-      <w:r>
-        <w:rPr>
-          <w:lang w:val="bg-BG"/>
-        </w:rPr>
-        <w:t xml:space="preserve"> </w:t>
-      </w:r>
-      <w:r>
-        <w:rPr>
-          <w:lang w:val="bg-BG"/>
-        </w:rPr>
-        <w:t>същото заболяване?</w:t>
+      <w:r>
+        <w:rPr>
+          <w:color w:val="EE0000"/>
+        </w:rPr>
+        <w:t>SeIected Answer:</w:t>
+      </w:r>
+      <w:r>
+        <w:rPr>
+          <w:color w:val="EE0000"/>
+          <w:lang w:val="bg-BG"/>
+        </w:rPr>
+        <w:t xml:space="preserve"> Микроделеция</w:t>
+      </w:r>
+    </w:p>
+    <w:p>
+      <w:pPr>
+        <w:rPr>
+          <w:lang w:val="bg-BG"/>
+        </w:rPr>
+      </w:pPr>
+      <w:r>
+        <w:rPr>
+          <w:lang w:val="bg-BG"/>
+        </w:rPr>
+        <w:t xml:space="preserve">55. </w:t>
+      </w:r>
+      <w:r>
+        <w:rPr>
+          <w:lang w:val="bg-BG"/>
+        </w:rPr>
+        <w:t>Мутация, която води до</w:t>
+      </w:r>
+      <w:r>
+        <w:rPr>
+          <w:lang w:val="bg-BG"/>
+        </w:rPr>
+        <w:t xml:space="preserve"> </w:t>
+      </w:r>
+      <w:r>
+        <w:rPr>
+          <w:lang w:val="bg-BG"/>
+        </w:rPr>
+        <w:t>заместване на една</w:t>
+      </w:r>
+      <w:r>
+        <w:rPr>
+          <w:lang w:val="bg-BG"/>
+        </w:rPr>
+        <w:t xml:space="preserve"> </w:t>
+      </w:r>
+      <w:r>
+        <w:rPr>
+          <w:lang w:val="bg-BG"/>
+        </w:rPr>
+        <w:t>аминокиселина с друга в</w:t>
+      </w:r>
+      <w:r>
+        <w:rPr>
+          <w:lang w:val="bg-BG"/>
+        </w:rPr>
+        <w:t xml:space="preserve"> </w:t>
+      </w:r>
+      <w:r>
+        <w:rPr>
+          <w:lang w:val="bg-BG"/>
+        </w:rPr>
+        <w:t>протеина, се нарича:</w:t>
       </w:r>
     </w:p>
     <w:p>
@@ -2996,88 +3286,73 @@
         </w:rPr>
         <w:t xml:space="preserve">Верен </w:t>
       </w:r>
-      <w:proofErr w:type="spellStart"/>
-      <w:r>
-        <w:rPr>
-          <w:color w:val="EE0000"/>
-        </w:rPr>
-        <w:t>SeIected</w:t>
-      </w:r>
-      <w:proofErr w:type="spellEnd"/>
-      <w:r>
-        <w:rPr>
-          <w:color w:val="EE0000"/>
-        </w:rPr>
-        <w:t xml:space="preserve"> Answer: </w:t>
-      </w:r>
-      <w:r>
-        <w:rPr>
-          <w:color w:val="EE0000"/>
-          <w:lang w:val="bg-BG"/>
-        </w:rPr>
-        <w:t>50% риск за болни момчета</w:t>
-      </w:r>
-    </w:p>
-    <w:p>
-      <w:pPr>
-        <w:rPr>
-          <w:lang w:val="bg-BG"/>
-        </w:rPr>
-      </w:pPr>
-      <w:r>
-        <w:rPr>
-          <w:lang w:val="bg-BG"/>
-        </w:rPr>
-        <w:t xml:space="preserve">52. </w:t>
-      </w:r>
-      <w:r>
-        <w:rPr>
-          <w:lang w:val="bg-BG"/>
-        </w:rPr>
-        <w:t>Кой от изброените типове на</w:t>
-      </w:r>
-      <w:r>
-        <w:rPr>
-          <w:lang w:val="bg-BG"/>
-        </w:rPr>
-        <w:t xml:space="preserve"> </w:t>
-      </w:r>
-      <w:r>
-        <w:rPr>
-          <w:lang w:val="bg-BG"/>
-        </w:rPr>
-        <w:t>унаследяване е предимно</w:t>
-      </w:r>
-      <w:r>
-        <w:rPr>
-          <w:lang w:val="bg-BG"/>
-        </w:rPr>
-        <w:t xml:space="preserve"> </w:t>
-      </w:r>
-      <w:r>
-        <w:rPr>
-          <w:lang w:val="bg-BG"/>
-        </w:rPr>
-        <w:t>характерен за лизозомните</w:t>
-      </w:r>
-    </w:p>
-    <w:p>
-      <w:pPr>
-        <w:rPr>
-          <w:lang w:val="bg-BG"/>
-        </w:rPr>
-      </w:pPr>
-      <w:r>
-        <w:rPr>
-          <w:lang w:val="bg-BG"/>
-        </w:rPr>
-        <w:t>болести?</w:t>
-      </w:r>
-      <w:r>
-        <w:rPr>
-          <w:lang w:val="bg-BG"/>
-        </w:rPr>
-        <w:t xml:space="preserve"> </w:t>
+      <w:r>
+        <w:rPr>
+          <w:color w:val="EE0000"/>
+        </w:rPr>
+        <w:t>SeIected Answer:</w:t>
+      </w:r>
+      <w:r>
+        <w:rPr>
+          <w:color w:val="EE0000"/>
+          <w:lang w:val="bg-BG"/>
+        </w:rPr>
+        <w:t xml:space="preserve"> Миссенс мутация</w:t>
+      </w:r>
+    </w:p>
+    <w:p>
+      <w:pPr>
+        <w:rPr>
+          <w:lang w:val="bg-BG"/>
+        </w:rPr>
+      </w:pPr>
+      <w:r>
+        <w:rPr>
+          <w:lang w:val="bg-BG"/>
+        </w:rPr>
+        <w:t xml:space="preserve">56. </w:t>
+      </w:r>
+      <w:r>
+        <w:rPr>
+          <w:lang w:val="bg-BG"/>
+        </w:rPr>
+        <w:t>Кое от следните вродени</w:t>
+      </w:r>
+      <w:r>
+        <w:rPr>
+          <w:lang w:val="bg-BG"/>
+        </w:rPr>
+        <w:t xml:space="preserve"> </w:t>
+      </w:r>
+      <w:r>
+        <w:rPr>
+          <w:lang w:val="bg-BG"/>
+        </w:rPr>
+        <w:t>заболявания се характеризира с</w:t>
+      </w:r>
+      <w:r>
+        <w:rPr>
+          <w:lang w:val="bg-BG"/>
+        </w:rPr>
+        <w:t xml:space="preserve"> </w:t>
+      </w:r>
+      <w:r>
+        <w:rPr>
+          <w:lang w:val="bg-BG"/>
+        </w:rPr>
+        <w:t>висок ръст, хипогонадизъм и</w:t>
+      </w:r>
+      <w:r>
+        <w:rPr>
+          <w:lang w:val="bg-BG"/>
+        </w:rPr>
+        <w:t xml:space="preserve"> </w:t>
+      </w:r>
+      <w:r>
+        <w:rPr>
+          <w:lang w:val="bg-BG"/>
+        </w:rPr>
+        <w:t>азооспермия?</w:t>
       </w:r>
     </w:p>
     <w:p>
@@ -3099,414 +3374,11 @@
         </w:rPr>
         <w:t xml:space="preserve">Верен </w:t>
       </w:r>
-      <w:proofErr w:type="spellStart"/>
-      <w:r>
-        <w:rPr>
-          <w:color w:val="EE0000"/>
-        </w:rPr>
-        <w:t>SeIected</w:t>
-      </w:r>
-      <w:proofErr w:type="spellEnd"/>
-      <w:r>
-        <w:rPr>
-          <w:color w:val="EE0000"/>
-        </w:rPr>
-        <w:t xml:space="preserve"> Answer: </w:t>
-      </w:r>
-      <w:r>
-        <w:rPr>
-          <w:color w:val="EE0000"/>
-          <w:lang w:val="bg-BG"/>
-        </w:rPr>
-        <w:t>автозомно-рецесиве</w:t>
-      </w:r>
-      <w:r>
-        <w:rPr>
-          <w:color w:val="EE0000"/>
-          <w:lang w:val="bg-BG"/>
-        </w:rPr>
-        <w:t>н</w:t>
-      </w:r>
-      <w:r>
-        <w:rPr>
-          <w:color w:val="EE0000"/>
-          <w:lang w:val="bg-BG"/>
-        </w:rPr>
-        <w:t xml:space="preserve"> тип</w:t>
-      </w:r>
-    </w:p>
-    <w:p>
-      <w:pPr>
-        <w:rPr>
-          <w:lang w:val="bg-BG"/>
-        </w:rPr>
-      </w:pPr>
-      <w:r>
-        <w:rPr>
-          <w:lang w:val="bg-BG"/>
-        </w:rPr>
-        <w:t xml:space="preserve">53. </w:t>
-      </w:r>
-      <w:r>
-        <w:rPr>
-          <w:lang w:val="bg-BG"/>
-        </w:rPr>
-        <w:t>При наличие на Фактор V Лайден</w:t>
-      </w:r>
-      <w:r>
-        <w:rPr>
-          <w:lang w:val="bg-BG"/>
-        </w:rPr>
-        <w:t xml:space="preserve"> </w:t>
-      </w:r>
-      <w:r>
-        <w:rPr>
-          <w:lang w:val="bg-BG"/>
-        </w:rPr>
-        <w:t>мутация се наблюдава</w:t>
-      </w:r>
-      <w:r>
-        <w:rPr>
-          <w:lang w:val="bg-BG"/>
-        </w:rPr>
-        <w:t xml:space="preserve"> </w:t>
-      </w:r>
-      <w:r>
-        <w:rPr>
-          <w:lang w:val="bg-BG"/>
-        </w:rPr>
-        <w:t>предразположение към:</w:t>
-      </w:r>
-    </w:p>
-    <w:p>
-      <w:pPr>
-        <w:pStyle w:val="ListParagraph"/>
-        <w:numPr>
-          <w:ilvl w:val="0"/>
-          <w:numId w:val="3"/>
-        </w:numPr>
-        <w:rPr>
-          <w:color w:val="EE0000"/>
-          <w:lang w:val="bg-BG"/>
-        </w:rPr>
-      </w:pPr>
-      <w:bookmarkStart w:id="0" w:name="_Hlk213257007"/>
-      <w:r>
-        <w:rPr>
-          <w:color w:val="EE0000"/>
-          <w:lang w:val="bg-BG"/>
-        </w:rPr>
-        <w:t xml:space="preserve">Верен </w:t>
-      </w:r>
-      <w:proofErr w:type="spellStart"/>
-      <w:r>
-        <w:rPr>
-          <w:color w:val="EE0000"/>
-        </w:rPr>
-        <w:t>SeIected</w:t>
-      </w:r>
-      <w:proofErr w:type="spellEnd"/>
-      <w:r>
-        <w:rPr>
-          <w:color w:val="EE0000"/>
-        </w:rPr>
-        <w:t xml:space="preserve"> Answer:</w:t>
-      </w:r>
-      <w:r>
-        <w:rPr>
-          <w:color w:val="EE0000"/>
-          <w:lang w:val="bg-BG"/>
-        </w:rPr>
-        <w:t xml:space="preserve"> </w:t>
-      </w:r>
-      <w:bookmarkEnd w:id="0"/>
-      <w:r>
-        <w:rPr>
-          <w:color w:val="EE0000"/>
-          <w:lang w:val="bg-BG"/>
-        </w:rPr>
-        <w:t>Повтарящи се спонтанни аборти</w:t>
-      </w:r>
-    </w:p>
-    <w:p>
-      <w:pPr>
-        <w:rPr>
-          <w:lang w:val="bg-BG"/>
-        </w:rPr>
-      </w:pPr>
-      <w:r>
-        <w:rPr>
-          <w:lang w:val="bg-BG"/>
-        </w:rPr>
-        <w:t xml:space="preserve">54. </w:t>
-      </w:r>
-      <w:r>
-        <w:rPr>
-          <w:lang w:val="bg-BG"/>
-        </w:rPr>
-        <w:t>Каква е мутацията, водеща до</w:t>
-      </w:r>
-      <w:r>
-        <w:rPr>
-          <w:lang w:val="bg-BG"/>
-        </w:rPr>
-        <w:t xml:space="preserve"> </w:t>
-      </w:r>
-      <w:r>
-        <w:rPr>
-          <w:lang w:val="bg-BG"/>
-        </w:rPr>
-        <w:t>проявата на</w:t>
-      </w:r>
-      <w:r>
-        <w:rPr>
-          <w:lang w:val="bg-BG"/>
-        </w:rPr>
-        <w:t xml:space="preserve"> </w:t>
-      </w:r>
-      <w:r>
-        <w:rPr>
-          <w:lang w:val="bg-BG"/>
-        </w:rPr>
-        <w:t>Трихоринофалангиалния</w:t>
-      </w:r>
-      <w:r>
-        <w:rPr>
-          <w:lang w:val="bg-BG"/>
-        </w:rPr>
-        <w:t xml:space="preserve"> </w:t>
-      </w:r>
-      <w:r>
-        <w:rPr>
-          <w:lang w:val="bg-BG"/>
-        </w:rPr>
-        <w:t>синдром тип 2?</w:t>
-      </w:r>
-    </w:p>
-    <w:p>
-      <w:pPr>
-        <w:pStyle w:val="ListParagraph"/>
-        <w:numPr>
-          <w:ilvl w:val="0"/>
-          <w:numId w:val="3"/>
-        </w:numPr>
-        <w:rPr>
-          <w:color w:val="EE0000"/>
-          <w:lang w:val="bg-BG"/>
-        </w:rPr>
-      </w:pPr>
-      <w:r>
-        <w:rPr>
-          <w:color w:val="EE0000"/>
-          <w:lang w:val="bg-BG"/>
-        </w:rPr>
-        <w:t xml:space="preserve">Верен </w:t>
-      </w:r>
-      <w:proofErr w:type="spellStart"/>
-      <w:r>
-        <w:rPr>
-          <w:color w:val="EE0000"/>
-        </w:rPr>
-        <w:t>SeIected</w:t>
-      </w:r>
-      <w:proofErr w:type="spellEnd"/>
-      <w:r>
-        <w:rPr>
-          <w:color w:val="EE0000"/>
-        </w:rPr>
-        <w:t xml:space="preserve"> Answer:</w:t>
-      </w:r>
-      <w:r>
-        <w:rPr>
-          <w:color w:val="EE0000"/>
-          <w:lang w:val="bg-BG"/>
-        </w:rPr>
-        <w:t xml:space="preserve"> Микроделеция</w:t>
-      </w:r>
-    </w:p>
-    <w:p>
-      <w:pPr>
-        <w:rPr>
-          <w:lang w:val="bg-BG"/>
-        </w:rPr>
-      </w:pPr>
-      <w:r>
-        <w:rPr>
-          <w:lang w:val="bg-BG"/>
-        </w:rPr>
-        <w:t xml:space="preserve">55. </w:t>
-      </w:r>
-      <w:r>
-        <w:rPr>
-          <w:lang w:val="bg-BG"/>
-        </w:rPr>
-        <w:t>Мутация, която води до</w:t>
-      </w:r>
-      <w:r>
-        <w:rPr>
-          <w:lang w:val="bg-BG"/>
-        </w:rPr>
-        <w:t xml:space="preserve"> </w:t>
-      </w:r>
-      <w:r>
-        <w:rPr>
-          <w:lang w:val="bg-BG"/>
-        </w:rPr>
-        <w:t>заместване на една</w:t>
-      </w:r>
-      <w:r>
-        <w:rPr>
-          <w:lang w:val="bg-BG"/>
-        </w:rPr>
-        <w:t xml:space="preserve"> </w:t>
-      </w:r>
-      <w:r>
-        <w:rPr>
-          <w:lang w:val="bg-BG"/>
-        </w:rPr>
-        <w:t>аминокиселина с друга в</w:t>
-      </w:r>
-      <w:r>
-        <w:rPr>
-          <w:lang w:val="bg-BG"/>
-        </w:rPr>
-        <w:t xml:space="preserve"> </w:t>
-      </w:r>
-      <w:r>
-        <w:rPr>
-          <w:lang w:val="bg-BG"/>
-        </w:rPr>
-        <w:t>протеина, се нарича:</w:t>
-      </w:r>
-    </w:p>
-    <w:p>
-      <w:pPr>
-        <w:pStyle w:val="ListParagraph"/>
-        <w:numPr>
-          <w:ilvl w:val="0"/>
-          <w:numId w:val="3"/>
-        </w:numPr>
-        <w:rPr>
-          <w:color w:val="EE0000"/>
-          <w:lang w:val="bg-BG"/>
-        </w:rPr>
-      </w:pPr>
-      <w:r>
-        <w:rPr>
-          <w:color w:val="EE0000"/>
-          <w:lang w:val="bg-BG"/>
-        </w:rPr>
-        <w:t xml:space="preserve">Верен </w:t>
-      </w:r>
-      <w:proofErr w:type="spellStart"/>
-      <w:r>
-        <w:rPr>
-          <w:color w:val="EE0000"/>
-        </w:rPr>
-        <w:t>SeIected</w:t>
-      </w:r>
-      <w:proofErr w:type="spellEnd"/>
-      <w:r>
-        <w:rPr>
-          <w:color w:val="EE0000"/>
-        </w:rPr>
-        <w:t xml:space="preserve"> Answer:</w:t>
-      </w:r>
-      <w:r>
-        <w:rPr>
-          <w:color w:val="EE0000"/>
-          <w:lang w:val="bg-BG"/>
-        </w:rPr>
-        <w:t xml:space="preserve"> Миссенс мутация</w:t>
-      </w:r>
-    </w:p>
-    <w:p>
-      <w:pPr>
-        <w:rPr>
-          <w:lang w:val="bg-BG"/>
-        </w:rPr>
-      </w:pPr>
-      <w:r>
-        <w:rPr>
-          <w:lang w:val="bg-BG"/>
-        </w:rPr>
-        <w:t xml:space="preserve">56. </w:t>
-      </w:r>
-      <w:r>
-        <w:rPr>
-          <w:lang w:val="bg-BG"/>
-        </w:rPr>
-        <w:t>Кое от следните вродени</w:t>
-      </w:r>
-      <w:r>
-        <w:rPr>
-          <w:lang w:val="bg-BG"/>
-        </w:rPr>
-        <w:t xml:space="preserve"> </w:t>
-      </w:r>
-      <w:r>
-        <w:rPr>
-          <w:lang w:val="bg-BG"/>
-        </w:rPr>
-        <w:t>заболявания се характеризира с</w:t>
-      </w:r>
-      <w:r>
-        <w:rPr>
-          <w:lang w:val="bg-BG"/>
-        </w:rPr>
-        <w:t xml:space="preserve"> </w:t>
-      </w:r>
-      <w:r>
-        <w:rPr>
-          <w:lang w:val="bg-BG"/>
-        </w:rPr>
-        <w:t>висок ръст, хипогонадизъм и</w:t>
-      </w:r>
-      <w:r>
-        <w:rPr>
-          <w:lang w:val="bg-BG"/>
-        </w:rPr>
-        <w:t xml:space="preserve"> </w:t>
-      </w:r>
-      <w:r>
-        <w:rPr>
-          <w:lang w:val="bg-BG"/>
-        </w:rPr>
-        <w:t>азооспермия?</w:t>
-      </w:r>
-    </w:p>
-    <w:p>
-      <w:pPr>
-        <w:pStyle w:val="ListParagraph"/>
-        <w:numPr>
-          <w:ilvl w:val="0"/>
-          <w:numId w:val="3"/>
-        </w:numPr>
-        <w:rPr>
-          <w:color w:val="EE0000"/>
-          <w:lang w:val="bg-BG"/>
-        </w:rPr>
-      </w:pPr>
-      <w:r>
-        <w:rPr>
-          <w:color w:val="EE0000"/>
-          <w:lang w:val="bg-BG"/>
-        </w:rPr>
-        <w:t xml:space="preserve">Верен </w:t>
-      </w:r>
-      <w:proofErr w:type="spellStart"/>
-      <w:r>
-        <w:rPr>
-          <w:color w:val="EE0000"/>
-        </w:rPr>
-        <w:t>SeIected</w:t>
-      </w:r>
-      <w:proofErr w:type="spellEnd"/>
-      <w:r>
-        <w:rPr>
-          <w:color w:val="EE0000"/>
-        </w:rPr>
-        <w:t xml:space="preserve"> Answer:</w:t>
+      <w:r>
+        <w:rPr>
+          <w:color w:val="EE0000"/>
+        </w:rPr>
+        <w:t>SeIected Answer:</w:t>
       </w:r>
       <w:r>
         <w:rPr>
@@ -3567,69 +3439,558 @@
         <w:lastRenderedPageBreak/>
         <w:t xml:space="preserve">Верен </w:t>
       </w:r>
+      <w:r>
+        <w:rPr>
+          <w:color w:val="EE0000"/>
+        </w:rPr>
+        <w:t xml:space="preserve">SeIected Answer: </w:t>
+      </w:r>
+      <w:r>
+        <w:rPr>
+          <w:color w:val="EE0000"/>
+          <w:lang w:val="bg-BG"/>
+        </w:rPr>
+        <w:t>около 20 000 гена</w:t>
+      </w:r>
+    </w:p>
+    <w:p>
+      <w:pPr>
+        <w:rPr>
+          <w:lang w:val="bg-BG"/>
+        </w:rPr>
+      </w:pPr>
+      <w:r>
+        <w:rPr>
+          <w:lang w:val="bg-BG"/>
+        </w:rPr>
+        <w:t xml:space="preserve">58. </w:t>
+      </w:r>
+      <w:r>
+        <w:rPr>
+          <w:lang w:val="bg-BG"/>
+        </w:rPr>
+        <w:t>Фенотипната изява при</w:t>
+      </w:r>
+      <w:r>
+        <w:rPr>
+          <w:lang w:val="bg-BG"/>
+        </w:rPr>
+        <w:t xml:space="preserve"> </w:t>
+      </w:r>
+      <w:r>
+        <w:rPr>
+          <w:lang w:val="bg-BG"/>
+        </w:rPr>
+        <w:t>синдром на Марфан се</w:t>
+      </w:r>
+      <w:r>
+        <w:rPr>
+          <w:lang w:val="bg-BG"/>
+        </w:rPr>
+        <w:t xml:space="preserve"> </w:t>
+      </w:r>
+      <w:r>
+        <w:rPr>
+          <w:lang w:val="bg-BG"/>
+        </w:rPr>
+        <w:t>характеризира с:</w:t>
+      </w:r>
+    </w:p>
+    <w:p>
+      <w:pPr>
+        <w:pStyle w:val="ListParagraph"/>
+        <w:numPr>
+          <w:ilvl w:val="0"/>
+          <w:numId w:val="3"/>
+        </w:numPr>
+        <w:rPr>
+          <w:color w:val="EE0000"/>
+          <w:lang w:val="bg-BG"/>
+        </w:rPr>
+      </w:pPr>
+      <w:r>
+        <w:rPr>
+          <w:color w:val="EE0000"/>
+          <w:lang w:val="bg-BG"/>
+        </w:rPr>
+        <w:t xml:space="preserve">Верен </w:t>
+      </w:r>
+      <w:r>
+        <w:rPr>
+          <w:color w:val="EE0000"/>
+        </w:rPr>
+        <w:t xml:space="preserve">SeIected Answer: </w:t>
+      </w:r>
+      <w:r>
+        <w:rPr>
+          <w:color w:val="EE0000"/>
+          <w:lang w:val="bg-BG"/>
+        </w:rPr>
+        <w:t>Трудно прогнозиране поради вариабилната експресивност</w:t>
+      </w:r>
+    </w:p>
+    <w:p>
+      <w:pPr>
+        <w:rPr>
+          <w:lang w:val="bg-BG"/>
+        </w:rPr>
+      </w:pPr>
+      <w:r>
+        <w:rPr>
+          <w:lang w:val="bg-BG"/>
+        </w:rPr>
+        <w:t xml:space="preserve">59. </w:t>
+      </w:r>
+      <w:r>
+        <w:rPr>
+          <w:lang w:val="bg-BG"/>
+        </w:rPr>
+        <w:t>Кое от изброените може да е</w:t>
+      </w:r>
+      <w:r>
+        <w:rPr>
+          <w:lang w:val="bg-BG"/>
+        </w:rPr>
+        <w:t xml:space="preserve"> </w:t>
+      </w:r>
+      <w:r>
+        <w:rPr>
+          <w:lang w:val="bg-BG"/>
+        </w:rPr>
+        <w:t>причина за възникване на</w:t>
+      </w:r>
+      <w:r>
+        <w:rPr>
+          <w:lang w:val="bg-BG"/>
+        </w:rPr>
+        <w:t xml:space="preserve"> </w:t>
+      </w:r>
+      <w:r>
+        <w:rPr>
+          <w:lang w:val="bg-BG"/>
+        </w:rPr>
+        <w:t>синдрома на Прадер-Вили?</w:t>
+      </w:r>
+    </w:p>
+    <w:p>
+      <w:pPr>
+        <w:pStyle w:val="ListParagraph"/>
+        <w:numPr>
+          <w:ilvl w:val="0"/>
+          <w:numId w:val="3"/>
+        </w:numPr>
+        <w:rPr>
+          <w:color w:val="EE0000"/>
+          <w:lang w:val="bg-BG"/>
+        </w:rPr>
+      </w:pPr>
+      <w:r>
+        <w:rPr>
+          <w:color w:val="EE0000"/>
+          <w:lang w:val="bg-BG"/>
+        </w:rPr>
+        <w:t xml:space="preserve">Верен </w:t>
+      </w:r>
+      <w:r>
+        <w:rPr>
+          <w:color w:val="EE0000"/>
+        </w:rPr>
+        <w:t xml:space="preserve">SeIected Answer: </w:t>
+      </w:r>
+      <w:r>
+        <w:rPr>
+          <w:color w:val="EE0000"/>
+          <w:lang w:val="bg-BG"/>
+        </w:rPr>
+        <w:t>унипарентална дизомия</w:t>
+      </w:r>
+    </w:p>
+    <w:p>
+      <w:pPr>
+        <w:rPr>
+          <w:lang w:val="bg-BG"/>
+        </w:rPr>
+      </w:pPr>
+      <w:r>
+        <w:rPr>
+          <w:lang w:val="bg-BG"/>
+        </w:rPr>
+        <w:t xml:space="preserve">60. </w:t>
+      </w:r>
+      <w:r>
+        <w:rPr>
+          <w:lang w:val="bg-BG"/>
+        </w:rPr>
+        <w:t>За кой тип онкологично заболяване е</w:t>
+      </w:r>
+      <w:r>
+        <w:rPr>
+          <w:lang w:val="bg-BG"/>
+        </w:rPr>
+        <w:t xml:space="preserve"> </w:t>
+      </w:r>
+      <w:r>
+        <w:rPr>
+          <w:lang w:val="bg-BG"/>
+        </w:rPr>
+        <w:t>характерна Филаделфийската</w:t>
+      </w:r>
+      <w:r>
+        <w:rPr>
+          <w:lang w:val="bg-BG"/>
+        </w:rPr>
+        <w:t xml:space="preserve"> </w:t>
+      </w:r>
+      <w:r>
+        <w:rPr>
+          <w:lang w:val="bg-BG"/>
+        </w:rPr>
+        <w:t>хромозома?</w:t>
+      </w:r>
+    </w:p>
+    <w:p>
+      <w:pPr>
+        <w:pStyle w:val="ListParagraph"/>
+        <w:numPr>
+          <w:ilvl w:val="0"/>
+          <w:numId w:val="3"/>
+        </w:numPr>
+        <w:rPr>
+          <w:color w:val="EE0000"/>
+          <w:lang w:val="bg-BG"/>
+        </w:rPr>
+      </w:pPr>
+      <w:r>
+        <w:rPr>
+          <w:color w:val="EE0000"/>
+          <w:lang w:val="bg-BG"/>
+        </w:rPr>
+        <w:t xml:space="preserve">Верен </w:t>
+      </w:r>
+      <w:r>
+        <w:rPr>
+          <w:color w:val="EE0000"/>
+        </w:rPr>
+        <w:t xml:space="preserve">SeIected Answer: </w:t>
+      </w:r>
+      <w:r>
+        <w:rPr>
+          <w:color w:val="EE0000"/>
+          <w:lang w:val="bg-BG"/>
+        </w:rPr>
+        <w:t>Хронична миелоидна</w:t>
+      </w:r>
+      <w:r>
+        <w:rPr>
+          <w:color w:val="EE0000"/>
+          <w:lang w:val="bg-BG"/>
+        </w:rPr>
+        <w:t xml:space="preserve"> </w:t>
+      </w:r>
+      <w:r>
+        <w:rPr>
+          <w:color w:val="EE0000"/>
+          <w:lang w:val="bg-BG"/>
+        </w:rPr>
+        <w:t>левкемия</w:t>
+      </w:r>
+    </w:p>
+    <w:p>
+      <w:pPr>
+        <w:rPr>
+          <w:lang w:val="bg-BG"/>
+        </w:rPr>
+      </w:pPr>
+      <w:r>
+        <w:rPr>
+          <w:lang w:val="bg-BG"/>
+        </w:rPr>
+        <w:t>61. К</w:t>
+      </w:r>
+      <w:r>
+        <w:rPr>
+          <w:lang w:val="bg-BG"/>
+        </w:rPr>
+        <w:t>ое от следните</w:t>
+      </w:r>
+      <w:r>
+        <w:rPr>
+          <w:lang w:val="bg-BG"/>
+        </w:rPr>
+        <w:t xml:space="preserve"> </w:t>
+      </w:r>
+      <w:r>
+        <w:rPr>
+          <w:lang w:val="bg-BG"/>
+        </w:rPr>
+        <w:t>разстройства НЕ се</w:t>
+      </w:r>
+      <w:r>
+        <w:rPr>
+          <w:lang w:val="bg-BG"/>
+        </w:rPr>
+        <w:t xml:space="preserve"> </w:t>
+      </w:r>
+      <w:r>
+        <w:rPr>
+          <w:lang w:val="bg-BG"/>
+        </w:rPr>
+        <w:t>предава по Х-свързан тип?</w:t>
+      </w:r>
+    </w:p>
+    <w:p>
+      <w:pPr>
+        <w:pStyle w:val="ListParagraph"/>
+        <w:numPr>
+          <w:ilvl w:val="0"/>
+          <w:numId w:val="3"/>
+        </w:numPr>
+        <w:rPr>
+          <w:color w:val="EE0000"/>
+          <w:lang w:val="bg-BG"/>
+        </w:rPr>
+      </w:pPr>
+      <w:r>
+        <w:rPr>
+          <w:color w:val="EE0000"/>
+          <w:lang w:val="bg-BG"/>
+        </w:rPr>
+        <w:t xml:space="preserve">Верен </w:t>
+      </w:r>
+      <w:r>
+        <w:rPr>
+          <w:color w:val="EE0000"/>
+        </w:rPr>
+        <w:t>SeIected Answer:</w:t>
+      </w:r>
+      <w:r>
+        <w:rPr>
+          <w:color w:val="EE0000"/>
+          <w:lang w:val="bg-BG"/>
+        </w:rPr>
+        <w:t xml:space="preserve"> Болест на Уилсън</w:t>
+      </w:r>
+    </w:p>
+    <w:p>
+      <w:pPr>
+        <w:rPr>
+          <w:lang w:val="bg-BG"/>
+        </w:rPr>
+      </w:pPr>
+      <w:r>
+        <w:t xml:space="preserve">62. </w:t>
+      </w:r>
+      <w:r>
+        <w:rPr>
+          <w:lang w:val="bg-BG"/>
+        </w:rPr>
+        <w:t>Коя физикална находка е особено</w:t>
+      </w:r>
+      <w:r>
+        <w:t xml:space="preserve"> </w:t>
+      </w:r>
+      <w:r>
+        <w:rPr>
+          <w:lang w:val="bg-BG"/>
+        </w:rPr>
+        <w:t>характерна за болестта на Charcot-Marie-Tooth?</w:t>
+      </w:r>
+    </w:p>
+    <w:p>
+      <w:pPr>
+        <w:pStyle w:val="ListParagraph"/>
+        <w:numPr>
+          <w:ilvl w:val="0"/>
+          <w:numId w:val="3"/>
+        </w:numPr>
+        <w:rPr>
+          <w:color w:val="EE0000"/>
+          <w:lang w:val="bg-BG"/>
+        </w:rPr>
+      </w:pPr>
+      <w:r>
+        <w:rPr>
+          <w:color w:val="EE0000"/>
+          <w:lang w:val="bg-BG"/>
+        </w:rPr>
+        <w:t xml:space="preserve">Верен </w:t>
+      </w:r>
+      <w:r>
+        <w:rPr>
+          <w:color w:val="EE0000"/>
+        </w:rPr>
+        <w:t>SeIected Answer:</w:t>
+      </w:r>
+      <w:r>
+        <w:rPr>
+          <w:color w:val="EE0000"/>
+          <w:lang w:val="bg-BG"/>
+        </w:rPr>
+        <w:t xml:space="preserve"> pes cavus</w:t>
+      </w:r>
+    </w:p>
+    <w:p>
+      <w:pPr>
+        <w:rPr>
+          <w:lang w:val="bg-BG"/>
+        </w:rPr>
+      </w:pPr>
+      <w:r>
+        <w:t xml:space="preserve">63. </w:t>
+      </w:r>
+      <w:r>
+        <w:rPr>
+          <w:lang w:val="bg-BG"/>
+        </w:rPr>
+        <w:t>За неинвазивните пренатални</w:t>
+      </w:r>
+      <w:r>
+        <w:t xml:space="preserve"> </w:t>
+      </w:r>
+      <w:r>
+        <w:rPr>
+          <w:lang w:val="bg-BG"/>
+        </w:rPr>
+        <w:t>тестове (NlPT) е вярно, че:</w:t>
+      </w:r>
+    </w:p>
+    <w:p>
+      <w:pPr>
+        <w:pStyle w:val="ListParagraph"/>
+        <w:numPr>
+          <w:ilvl w:val="0"/>
+          <w:numId w:val="3"/>
+        </w:numPr>
+        <w:rPr>
+          <w:color w:val="EE0000"/>
+          <w:lang w:val="bg-BG"/>
+        </w:rPr>
+      </w:pPr>
+      <w:r>
+        <w:rPr>
+          <w:color w:val="EE0000"/>
+          <w:lang w:val="bg-BG"/>
+        </w:rPr>
+        <w:t xml:space="preserve">Верен </w:t>
+      </w:r>
+      <w:r>
+        <w:rPr>
+          <w:color w:val="EE0000"/>
+        </w:rPr>
+        <w:t>SeIected Answer:</w:t>
+      </w:r>
+      <w:r>
+        <w:rPr>
+          <w:color w:val="EE0000"/>
+          <w:lang w:val="bg-BG"/>
+        </w:rPr>
+        <w:t xml:space="preserve"> се изследва кръвна проба</w:t>
+      </w:r>
+      <w:r>
+        <w:rPr>
+          <w:color w:val="EE0000"/>
+        </w:rPr>
+        <w:t xml:space="preserve"> </w:t>
+      </w:r>
+      <w:r>
+        <w:rPr>
+          <w:color w:val="EE0000"/>
+          <w:lang w:val="bg-BG"/>
+        </w:rPr>
+        <w:t>от майката</w:t>
+      </w:r>
+    </w:p>
+    <w:p>
+      <w:pPr>
+        <w:rPr>
+          <w:lang w:val="bg-BG"/>
+        </w:rPr>
+      </w:pPr>
+      <w:r>
+        <w:rPr>
+          <w:lang w:val="bg-BG"/>
+        </w:rPr>
+        <w:t>64. К</w:t>
+      </w:r>
+      <w:r>
+        <w:rPr>
+          <w:lang w:val="bg-BG"/>
+        </w:rPr>
+        <w:t>оя от следните генетични мутации причинява</w:t>
+      </w:r>
+      <w:r>
+        <w:rPr>
+          <w:lang w:val="bg-BG"/>
+        </w:rPr>
+        <w:t xml:space="preserve"> </w:t>
+      </w:r>
+      <w:r>
+        <w:rPr>
+          <w:lang w:val="bg-BG"/>
+        </w:rPr>
+        <w:t>болестта на Хънтингтън?</w:t>
+      </w:r>
+    </w:p>
+    <w:p>
+      <w:pPr>
+        <w:pStyle w:val="ListParagraph"/>
+        <w:numPr>
+          <w:ilvl w:val="0"/>
+          <w:numId w:val="3"/>
+        </w:numPr>
+        <w:rPr>
+          <w:color w:val="EE0000"/>
+          <w:lang w:val="bg-BG"/>
+        </w:rPr>
+      </w:pPr>
+      <w:r>
+        <w:rPr>
+          <w:color w:val="EE0000"/>
+          <w:lang w:val="bg-BG"/>
+        </w:rPr>
+        <w:t xml:space="preserve">Верен </w:t>
+      </w:r>
+      <w:r>
+        <w:rPr>
+          <w:color w:val="EE0000"/>
+        </w:rPr>
+        <w:t>SeIected Answer</w:t>
+      </w:r>
+      <w:r>
+        <w:rPr>
+          <w:color w:val="EE0000"/>
+          <w:lang w:val="bg-BG"/>
+        </w:rPr>
+        <w:t>: Динамична мутация</w:t>
+      </w:r>
+    </w:p>
+    <w:p>
+      <w:r>
+        <w:t xml:space="preserve">65. </w:t>
+      </w:r>
       <w:proofErr w:type="spellStart"/>
       <w:r>
-        <w:rPr>
-          <w:color w:val="EE0000"/>
-        </w:rPr>
-        <w:t>SeIected</w:t>
+        <w:t>Мултифакторните</w:t>
       </w:r>
       <w:proofErr w:type="spellEnd"/>
       <w:r>
-        <w:rPr>
-          <w:color w:val="EE0000"/>
-        </w:rPr>
-        <w:t xml:space="preserve"> Answer: </w:t>
-      </w:r>
-      <w:r>
-        <w:rPr>
-          <w:color w:val="EE0000"/>
-          <w:lang w:val="bg-BG"/>
-        </w:rPr>
-        <w:t>около 20 000 гена</w:t>
-      </w:r>
-    </w:p>
-    <w:p>
-      <w:pPr>
-        <w:rPr>
-          <w:lang w:val="bg-BG"/>
-        </w:rPr>
-      </w:pPr>
-      <w:r>
-        <w:rPr>
-          <w:lang w:val="bg-BG"/>
-        </w:rPr>
-        <w:t xml:space="preserve">58. </w:t>
-      </w:r>
-      <w:r>
-        <w:rPr>
-          <w:lang w:val="bg-BG"/>
-        </w:rPr>
-        <w:t>Фенотипната изява при</w:t>
-      </w:r>
-      <w:r>
-        <w:rPr>
-          <w:lang w:val="bg-BG"/>
-        </w:rPr>
-        <w:t xml:space="preserve"> </w:t>
-      </w:r>
-      <w:r>
-        <w:rPr>
-          <w:lang w:val="bg-BG"/>
-        </w:rPr>
-        <w:t>синдром на Марфан се</w:t>
-      </w:r>
-      <w:r>
-        <w:rPr>
-          <w:lang w:val="bg-BG"/>
-        </w:rPr>
-        <w:t xml:space="preserve"> </w:t>
-      </w:r>
-      <w:r>
-        <w:rPr>
-          <w:lang w:val="bg-BG"/>
-        </w:rPr>
-        <w:t>характеризира с:</w:t>
+        <w:t xml:space="preserve"> </w:t>
+      </w:r>
+      <w:proofErr w:type="spellStart"/>
+      <w:r>
+        <w:t>заболявания</w:t>
+      </w:r>
+      <w:proofErr w:type="spellEnd"/>
+      <w:r>
+        <w:t xml:space="preserve"> НЕ се </w:t>
+      </w:r>
+      <w:proofErr w:type="spellStart"/>
+      <w:r>
+        <w:t>характеризират</w:t>
+      </w:r>
+      <w:proofErr w:type="spellEnd"/>
+      <w:r>
+        <w:t xml:space="preserve"> с:</w:t>
       </w:r>
     </w:p>
     <w:p>
@@ -3641,7 +4002,6 @@
         </w:numPr>
         <w:rPr>
           <w:color w:val="EE0000"/>
-          <w:lang w:val="bg-BG"/>
         </w:rPr>
       </w:pPr>
       <w:r>
@@ -3651,69 +4011,90 @@
         </w:rPr>
         <w:t xml:space="preserve">Верен </w:t>
       </w:r>
+      <w:r>
+        <w:rPr>
+          <w:color w:val="EE0000"/>
+        </w:rPr>
+        <w:t xml:space="preserve">SeIected Answer: </w:t>
+      </w:r>
       <w:proofErr w:type="spellStart"/>
       <w:r>
         <w:rPr>
           <w:color w:val="EE0000"/>
         </w:rPr>
-        <w:t>SeIected</w:t>
+        <w:t>Конкретен</w:t>
       </w:r>
       <w:proofErr w:type="spellEnd"/>
       <w:r>
         <w:rPr>
           <w:color w:val="EE0000"/>
         </w:rPr>
-        <w:t xml:space="preserve"> Answer: </w:t>
-      </w:r>
-      <w:r>
-        <w:rPr>
-          <w:color w:val="EE0000"/>
-          <w:lang w:val="bg-BG"/>
-        </w:rPr>
-        <w:t>Трудно прогнозиране поради вариабилната експресивност</w:t>
-      </w:r>
-    </w:p>
-    <w:p>
-      <w:pPr>
-        <w:rPr>
-          <w:lang w:val="bg-BG"/>
-        </w:rPr>
-      </w:pPr>
-      <w:r>
-        <w:rPr>
-          <w:lang w:val="bg-BG"/>
-        </w:rPr>
-        <w:t xml:space="preserve">59. </w:t>
-      </w:r>
-      <w:r>
-        <w:rPr>
-          <w:lang w:val="bg-BG"/>
-        </w:rPr>
-        <w:t>Кое от изброените може да е</w:t>
-      </w:r>
-      <w:r>
-        <w:rPr>
-          <w:lang w:val="bg-BG"/>
-        </w:rPr>
-        <w:t xml:space="preserve"> </w:t>
-      </w:r>
-      <w:r>
-        <w:rPr>
-          <w:lang w:val="bg-BG"/>
-        </w:rPr>
-        <w:t>причина за възникване на</w:t>
-      </w:r>
-      <w:r>
-        <w:rPr>
-          <w:lang w:val="bg-BG"/>
-        </w:rPr>
-        <w:t xml:space="preserve"> </w:t>
-      </w:r>
-      <w:r>
-        <w:rPr>
-          <w:lang w:val="bg-BG"/>
-        </w:rPr>
-        <w:t>синдрома на Прадер-Вили?</w:t>
+        <w:t xml:space="preserve"> </w:t>
+      </w:r>
+      <w:proofErr w:type="spellStart"/>
+      <w:r>
+        <w:rPr>
+          <w:color w:val="EE0000"/>
+        </w:rPr>
+        <w:t>тип</w:t>
+      </w:r>
+      <w:proofErr w:type="spellEnd"/>
+      <w:r>
+        <w:rPr>
+          <w:color w:val="EE0000"/>
+        </w:rPr>
+        <w:t xml:space="preserve"> на </w:t>
+      </w:r>
+      <w:proofErr w:type="spellStart"/>
+      <w:r>
+        <w:rPr>
+          <w:color w:val="EE0000"/>
+        </w:rPr>
+        <w:t>унаследяване</w:t>
+      </w:r>
+      <w:proofErr w:type="spellEnd"/>
+    </w:p>
+    <w:p>
+      <w:pPr>
+        <w:rPr>
+          <w:lang w:val="bg-BG"/>
+        </w:rPr>
+      </w:pPr>
+      <w:r>
+        <w:t xml:space="preserve">66. </w:t>
+      </w:r>
+      <w:r>
+        <w:rPr>
+          <w:lang w:val="bg-BG"/>
+        </w:rPr>
+        <w:t>При кой от следните случаи се</w:t>
+      </w:r>
+      <w:r>
+        <w:t xml:space="preserve"> </w:t>
+      </w:r>
+      <w:r>
+        <w:rPr>
+          <w:lang w:val="bg-BG"/>
+        </w:rPr>
+        <w:t>увеличава вероятността за</w:t>
+      </w:r>
+      <w:r>
+        <w:t xml:space="preserve"> </w:t>
+      </w:r>
+      <w:r>
+        <w:rPr>
+          <w:lang w:val="bg-BG"/>
+        </w:rPr>
+        <w:t>раждане на дете със синдром на</w:t>
+      </w:r>
+      <w:r>
+        <w:t xml:space="preserve"> </w:t>
+      </w:r>
+      <w:r>
+        <w:rPr>
+          <w:lang w:val="bg-BG"/>
+        </w:rPr>
+        <w:t>Down?</w:t>
       </w:r>
     </w:p>
     <w:p>
@@ -3735,69 +4116,100 @@
         </w:rPr>
         <w:t xml:space="preserve">Верен </w:t>
       </w:r>
-      <w:proofErr w:type="spellStart"/>
-      <w:r>
-        <w:rPr>
-          <w:color w:val="EE0000"/>
-        </w:rPr>
-        <w:t>SeIected</w:t>
-      </w:r>
-      <w:proofErr w:type="spellEnd"/>
-      <w:r>
-        <w:rPr>
-          <w:color w:val="EE0000"/>
-        </w:rPr>
-        <w:t xml:space="preserve"> Answer: </w:t>
-      </w:r>
-      <w:r>
-        <w:rPr>
-          <w:color w:val="EE0000"/>
-          <w:lang w:val="bg-BG"/>
-        </w:rPr>
-        <w:t>унипарентална дизомия</w:t>
-      </w:r>
-    </w:p>
-    <w:p>
-      <w:pPr>
-        <w:rPr>
-          <w:lang w:val="bg-BG"/>
-        </w:rPr>
-      </w:pPr>
-      <w:r>
-        <w:rPr>
-          <w:lang w:val="bg-BG"/>
-        </w:rPr>
-        <w:t xml:space="preserve">60. </w:t>
-      </w:r>
-      <w:r>
-        <w:rPr>
-          <w:lang w:val="bg-BG"/>
-        </w:rPr>
-        <w:t>За кой тип онкологично заболяване е</w:t>
-      </w:r>
-      <w:r>
-        <w:rPr>
-          <w:lang w:val="bg-BG"/>
-        </w:rPr>
-        <w:t xml:space="preserve"> </w:t>
-      </w:r>
-      <w:r>
-        <w:rPr>
-          <w:lang w:val="bg-BG"/>
-        </w:rPr>
-        <w:t>характерна Филаделфийската</w:t>
-      </w:r>
-      <w:r>
-        <w:rPr>
-          <w:lang w:val="bg-BG"/>
-        </w:rPr>
-        <w:t xml:space="preserve"> </w:t>
-      </w:r>
-      <w:r>
-        <w:rPr>
-          <w:lang w:val="bg-BG"/>
-        </w:rPr>
-        <w:t>хромозома?</w:t>
+      <w:r>
+        <w:rPr>
+          <w:color w:val="EE0000"/>
+        </w:rPr>
+        <w:t xml:space="preserve">SeIected Answer: </w:t>
+      </w:r>
+      <w:r>
+        <w:rPr>
+          <w:color w:val="EE0000"/>
+          <w:lang w:val="bg-BG"/>
+        </w:rPr>
+        <w:t xml:space="preserve">майка на 20 години </w:t>
+      </w:r>
+      <w:r>
+        <w:rPr>
+          <w:color w:val="EE0000"/>
+          <w:lang w:val="bg-BG"/>
+        </w:rPr>
+        <w:t xml:space="preserve">носител </w:t>
+      </w:r>
+      <w:r>
+        <w:rPr>
+          <w:color w:val="EE0000"/>
+          <w:lang w:val="bg-BG"/>
+        </w:rPr>
+        <w:t>на 21/14 Робертсонова</w:t>
+      </w:r>
+      <w:r>
+        <w:rPr>
+          <w:color w:val="EE0000"/>
+        </w:rPr>
+        <w:t xml:space="preserve"> </w:t>
+      </w:r>
+      <w:r>
+        <w:rPr>
+          <w:color w:val="EE0000"/>
+          <w:lang w:val="bg-BG"/>
+        </w:rPr>
+        <w:t>транслокация</w:t>
+      </w:r>
+    </w:p>
+    <w:p>
+      <w:pPr>
+        <w:rPr>
+          <w:lang w:val="bg-BG"/>
+        </w:rPr>
+      </w:pPr>
+      <w:r>
+        <w:rPr>
+          <w:lang w:val="bg-BG"/>
+        </w:rPr>
+        <w:t xml:space="preserve">67. </w:t>
+      </w:r>
+      <w:r>
+        <w:rPr>
+          <w:lang w:val="bg-BG"/>
+        </w:rPr>
+        <w:t>Патогенни варианти в</w:t>
+      </w:r>
+      <w:r>
+        <w:rPr>
+          <w:lang w:val="bg-BG"/>
+        </w:rPr>
+        <w:t xml:space="preserve"> </w:t>
+      </w:r>
+      <w:r>
+        <w:rPr>
+          <w:lang w:val="bg-BG"/>
+        </w:rPr>
+        <w:t>BRCA2 гена са рисков</w:t>
+      </w:r>
+      <w:r>
+        <w:rPr>
+          <w:lang w:val="bg-BG"/>
+        </w:rPr>
+        <w:t xml:space="preserve"> </w:t>
+      </w:r>
+      <w:r>
+        <w:rPr>
+          <w:lang w:val="bg-BG"/>
+        </w:rPr>
+        <w:t>фактор за рак на гърдата</w:t>
+      </w:r>
+      <w:r>
+        <w:rPr>
+          <w:lang w:val="bg-BG"/>
+        </w:rPr>
+        <w:t xml:space="preserve"> </w:t>
+      </w:r>
+      <w:r>
+        <w:rPr>
+          <w:lang w:val="bg-BG"/>
+        </w:rPr>
+        <w:t>и за:</w:t>
       </w:r>
     </w:p>
     <w:p>
@@ -3819,83 +4231,49 @@
         </w:rPr>
         <w:t xml:space="preserve">Верен </w:t>
       </w:r>
-      <w:proofErr w:type="spellStart"/>
-      <w:r>
-        <w:rPr>
-          <w:color w:val="EE0000"/>
-        </w:rPr>
-        <w:t>SeIected</w:t>
-      </w:r>
-      <w:proofErr w:type="spellEnd"/>
-      <w:r>
-        <w:rPr>
-          <w:color w:val="EE0000"/>
-        </w:rPr>
-        <w:t xml:space="preserve"> Answer: </w:t>
-      </w:r>
-      <w:r>
-        <w:rPr>
-          <w:color w:val="EE0000"/>
-          <w:lang w:val="bg-BG"/>
-        </w:rPr>
-        <w:t>Хронична миелоидна</w:t>
-      </w:r>
-      <w:r>
-        <w:rPr>
-          <w:color w:val="EE0000"/>
-          <w:lang w:val="bg-BG"/>
-        </w:rPr>
-        <w:t xml:space="preserve"> </w:t>
-      </w:r>
-      <w:r>
-        <w:rPr>
-          <w:color w:val="EE0000"/>
-          <w:lang w:val="bg-BG"/>
-        </w:rPr>
-        <w:t>левкемия</w:t>
-      </w:r>
-    </w:p>
-    <w:p>
-      <w:pPr>
-        <w:rPr>
-          <w:lang w:val="bg-BG"/>
-        </w:rPr>
-      </w:pPr>
-      <w:r>
-        <w:rPr>
-          <w:lang w:val="bg-BG"/>
-        </w:rPr>
-        <w:t>61. К</w:t>
-      </w:r>
-      <w:r>
-        <w:rPr>
-          <w:lang w:val="bg-BG"/>
-        </w:rPr>
-        <w:t>ое от следните</w:t>
-      </w:r>
-      <w:r>
-        <w:rPr>
-          <w:lang w:val="bg-BG"/>
-        </w:rPr>
-        <w:t xml:space="preserve"> </w:t>
-      </w:r>
-      <w:r>
-        <w:rPr>
-          <w:lang w:val="bg-BG"/>
-        </w:rPr>
-        <w:t>разстройства НЕ се</w:t>
-      </w:r>
-      <w:r>
-        <w:rPr>
-          <w:lang w:val="bg-BG"/>
-        </w:rPr>
-        <w:t xml:space="preserve"> </w:t>
-      </w:r>
-      <w:r>
-        <w:rPr>
-          <w:lang w:val="bg-BG"/>
-        </w:rPr>
-        <w:t>предава по Х-свързан тип?</w:t>
+      <w:r>
+        <w:rPr>
+          <w:color w:val="EE0000"/>
+        </w:rPr>
+        <w:t xml:space="preserve">SeIected Answer: </w:t>
+      </w:r>
+      <w:r>
+        <w:rPr>
+          <w:color w:val="EE0000"/>
+          <w:lang w:val="bg-BG"/>
+        </w:rPr>
+        <w:t>Овариален карцином</w:t>
+      </w:r>
+    </w:p>
+    <w:p>
+      <w:pPr>
+        <w:rPr>
+          <w:lang w:val="bg-BG"/>
+        </w:rPr>
+      </w:pPr>
+      <w:r>
+        <w:rPr>
+          <w:lang w:val="bg-BG"/>
+        </w:rPr>
+        <w:t xml:space="preserve">68. </w:t>
+      </w:r>
+      <w:r>
+        <w:rPr>
+          <w:lang w:val="bg-BG"/>
+        </w:rPr>
+        <w:t>Кое от следните твърдения за</w:t>
+      </w:r>
+      <w:r>
+        <w:rPr>
+          <w:lang w:val="bg-BG"/>
+        </w:rPr>
+        <w:t xml:space="preserve"> </w:t>
+      </w:r>
+      <w:r>
+        <w:rPr>
+          <w:lang w:val="bg-BG"/>
+        </w:rPr>
+        <w:t>муковисцидоза е ГРЕШНО?</w:t>
       </w:r>
     </w:p>
     <w:p>
@@ -3917,51 +4295,49 @@
         </w:rPr>
         <w:t xml:space="preserve">Верен </w:t>
       </w:r>
-      <w:proofErr w:type="spellStart"/>
-      <w:r>
-        <w:rPr>
-          <w:color w:val="EE0000"/>
-        </w:rPr>
-        <w:t>SeIected</w:t>
-      </w:r>
-      <w:proofErr w:type="spellEnd"/>
-      <w:r>
-        <w:rPr>
-          <w:color w:val="EE0000"/>
-        </w:rPr>
-        <w:t xml:space="preserve"> Answer:</w:t>
-      </w:r>
-      <w:r>
-        <w:rPr>
-          <w:color w:val="EE0000"/>
-          <w:lang w:val="bg-BG"/>
-        </w:rPr>
-        <w:t xml:space="preserve"> Болест на Уилсън</w:t>
-      </w:r>
-    </w:p>
-    <w:p>
-      <w:pPr>
-        <w:rPr>
-          <w:lang w:val="bg-BG"/>
-        </w:rPr>
-      </w:pPr>
-      <w:r>
-        <w:t xml:space="preserve">62. </w:t>
-      </w:r>
-      <w:r>
-        <w:rPr>
-          <w:lang w:val="bg-BG"/>
-        </w:rPr>
-        <w:t>Коя физикална находка е особено</w:t>
-      </w:r>
-      <w:r>
-        <w:t xml:space="preserve"> </w:t>
-      </w:r>
-      <w:r>
-        <w:rPr>
-          <w:lang w:val="bg-BG"/>
-        </w:rPr>
-        <w:t>характерна за болестта на Charcot-Marie-Tooth?</w:t>
+      <w:r>
+        <w:rPr>
+          <w:color w:val="EE0000"/>
+        </w:rPr>
+        <w:t xml:space="preserve">SeIected Answer: </w:t>
+      </w:r>
+      <w:r>
+        <w:rPr>
+          <w:color w:val="EE0000"/>
+          <w:lang w:val="bg-BG"/>
+        </w:rPr>
+        <w:t>Окончателна диагноза се поставя чрез цитогенетичен метод</w:t>
+      </w:r>
+    </w:p>
+    <w:p>
+      <w:pPr>
+        <w:rPr>
+          <w:lang w:val="bg-BG"/>
+        </w:rPr>
+      </w:pPr>
+      <w:r>
+        <w:rPr>
+          <w:lang w:val="bg-BG"/>
+        </w:rPr>
+        <w:t xml:space="preserve">69.  </w:t>
+      </w:r>
+      <w:r>
+        <w:rPr>
+          <w:lang w:val="bg-BG"/>
+        </w:rPr>
+        <w:t>Метод на избор за потвърждаване на</w:t>
+      </w:r>
+      <w:r>
+        <w:rPr>
+          <w:lang w:val="bg-BG"/>
+        </w:rPr>
+        <w:t xml:space="preserve"> </w:t>
+      </w:r>
+      <w:r>
+        <w:rPr>
+          <w:lang w:val="bg-BG"/>
+        </w:rPr>
+        <w:t>неизвестна точкова мутация е:</w:t>
       </w:r>
     </w:p>
     <w:p>
@@ -3983,51 +4359,97 @@
         </w:rPr>
         <w:t xml:space="preserve">Верен </w:t>
       </w:r>
-      <w:proofErr w:type="spellStart"/>
-      <w:r>
-        <w:rPr>
-          <w:color w:val="EE0000"/>
-        </w:rPr>
-        <w:t>SeIected</w:t>
-      </w:r>
-      <w:proofErr w:type="spellEnd"/>
-      <w:r>
-        <w:rPr>
-          <w:color w:val="EE0000"/>
-        </w:rPr>
-        <w:t xml:space="preserve"> Answer:</w:t>
-      </w:r>
-      <w:r>
-        <w:rPr>
-          <w:color w:val="EE0000"/>
-          <w:lang w:val="bg-BG"/>
-        </w:rPr>
-        <w:t xml:space="preserve"> pes cavus</w:t>
-      </w:r>
-    </w:p>
-    <w:p>
-      <w:pPr>
-        <w:rPr>
-          <w:lang w:val="bg-BG"/>
-        </w:rPr>
-      </w:pPr>
-      <w:r>
-        <w:t xml:space="preserve">63. </w:t>
-      </w:r>
-      <w:r>
-        <w:rPr>
-          <w:lang w:val="bg-BG"/>
-        </w:rPr>
-        <w:t>За неинвазивните пренатални</w:t>
-      </w:r>
-      <w:r>
-        <w:t xml:space="preserve"> </w:t>
-      </w:r>
-      <w:r>
-        <w:rPr>
-          <w:lang w:val="bg-BG"/>
-        </w:rPr>
-        <w:t>тестове (NlPT) е вярно, че:</w:t>
+      <w:r>
+        <w:rPr>
+          <w:color w:val="EE0000"/>
+        </w:rPr>
+        <w:t xml:space="preserve">SeIected Answer: </w:t>
+      </w:r>
+      <w:r>
+        <w:rPr>
+          <w:color w:val="EE0000"/>
+          <w:lang w:val="bg-BG"/>
+        </w:rPr>
+        <w:t>секвениране по Sanger</w:t>
+      </w:r>
+    </w:p>
+    <w:p>
+      <w:pPr>
+        <w:rPr>
+          <w:lang w:val="bg-BG"/>
+        </w:rPr>
+      </w:pPr>
+      <w:r>
+        <w:rPr>
+          <w:lang w:val="bg-BG"/>
+        </w:rPr>
+        <w:t xml:space="preserve">70. </w:t>
+      </w:r>
+      <w:r>
+        <w:rPr>
+          <w:lang w:val="bg-BG"/>
+        </w:rPr>
+        <w:t>Повтаряща се комбинация от</w:t>
+      </w:r>
+      <w:r>
+        <w:rPr>
+          <w:lang w:val="bg-BG"/>
+        </w:rPr>
+        <w:t xml:space="preserve"> </w:t>
+      </w:r>
+      <w:r>
+        <w:rPr>
+          <w:lang w:val="bg-BG"/>
+        </w:rPr>
+        <w:t>множествени вродени аномалии,</w:t>
+      </w:r>
+      <w:r>
+        <w:rPr>
+          <w:lang w:val="bg-BG"/>
+        </w:rPr>
+        <w:t xml:space="preserve"> </w:t>
+      </w:r>
+      <w:r>
+        <w:rPr>
+          <w:lang w:val="bg-BG"/>
+        </w:rPr>
+        <w:t>засягащи две или повече</w:t>
+      </w:r>
+      <w:r>
+        <w:rPr>
+          <w:lang w:val="bg-BG"/>
+        </w:rPr>
+        <w:t xml:space="preserve"> </w:t>
+      </w:r>
+      <w:r>
+        <w:rPr>
+          <w:lang w:val="bg-BG"/>
+        </w:rPr>
+        <w:t>ембриологично различни части</w:t>
+      </w:r>
+      <w:r>
+        <w:rPr>
+          <w:lang w:val="bg-BG"/>
+        </w:rPr>
+        <w:t xml:space="preserve"> </w:t>
+      </w:r>
+      <w:r>
+        <w:rPr>
+          <w:lang w:val="bg-BG"/>
+        </w:rPr>
+        <w:t>на тялото, които са отделна</w:t>
+      </w:r>
+      <w:r>
+        <w:rPr>
+          <w:lang w:val="bg-BG"/>
+        </w:rPr>
+        <w:t xml:space="preserve"> </w:t>
+      </w:r>
+      <w:r>
+        <w:rPr>
+          <w:lang w:val="bg-BG"/>
+        </w:rPr>
+        <w:t>нозологична единица, се нарича:</w:t>
       </w:r>
     </w:p>
     <w:p>
@@ -4049,673 +4471,11 @@
         </w:rPr>
         <w:t xml:space="preserve">Верен </w:t>
       </w:r>
-      <w:proofErr w:type="spellStart"/>
-      <w:r>
-        <w:rPr>
-          <w:color w:val="EE0000"/>
-        </w:rPr>
-        <w:t>SeIected</w:t>
-      </w:r>
-      <w:proofErr w:type="spellEnd"/>
-      <w:r>
-        <w:rPr>
-          <w:color w:val="EE0000"/>
-        </w:rPr>
-        <w:t xml:space="preserve"> Answer:</w:t>
-      </w:r>
-      <w:r>
-        <w:rPr>
-          <w:color w:val="EE0000"/>
-          <w:lang w:val="bg-BG"/>
-        </w:rPr>
-        <w:t xml:space="preserve"> се изследва кръвна проба</w:t>
-      </w:r>
-      <w:r>
-        <w:rPr>
-          <w:color w:val="EE0000"/>
-        </w:rPr>
-        <w:t xml:space="preserve"> </w:t>
-      </w:r>
-      <w:r>
-        <w:rPr>
-          <w:color w:val="EE0000"/>
-          <w:lang w:val="bg-BG"/>
-        </w:rPr>
-        <w:t>от майката</w:t>
-      </w:r>
-    </w:p>
-    <w:p>
-      <w:pPr>
-        <w:rPr>
-          <w:lang w:val="bg-BG"/>
-        </w:rPr>
-      </w:pPr>
-      <w:r>
-        <w:rPr>
-          <w:lang w:val="bg-BG"/>
-        </w:rPr>
-        <w:t>64. К</w:t>
-      </w:r>
-      <w:r>
-        <w:rPr>
-          <w:lang w:val="bg-BG"/>
-        </w:rPr>
-        <w:t>оя от следните генетични мутации причинява</w:t>
-      </w:r>
-      <w:r>
-        <w:rPr>
-          <w:lang w:val="bg-BG"/>
-        </w:rPr>
-        <w:t xml:space="preserve"> </w:t>
-      </w:r>
-      <w:r>
-        <w:rPr>
-          <w:lang w:val="bg-BG"/>
-        </w:rPr>
-        <w:t>болестта на Хънтингтън?</w:t>
-      </w:r>
-    </w:p>
-    <w:p>
-      <w:pPr>
-        <w:pStyle w:val="ListParagraph"/>
-        <w:numPr>
-          <w:ilvl w:val="0"/>
-          <w:numId w:val="3"/>
-        </w:numPr>
-        <w:rPr>
-          <w:color w:val="EE0000"/>
-          <w:lang w:val="bg-BG"/>
-        </w:rPr>
-      </w:pPr>
-      <w:r>
-        <w:rPr>
-          <w:color w:val="EE0000"/>
-          <w:lang w:val="bg-BG"/>
-        </w:rPr>
-        <w:t xml:space="preserve">Верен </w:t>
-      </w:r>
-      <w:proofErr w:type="spellStart"/>
-      <w:r>
-        <w:rPr>
-          <w:color w:val="EE0000"/>
-        </w:rPr>
-        <w:t>SeIected</w:t>
-      </w:r>
-      <w:proofErr w:type="spellEnd"/>
-      <w:r>
-        <w:rPr>
-          <w:color w:val="EE0000"/>
-        </w:rPr>
-        <w:t xml:space="preserve"> Answer</w:t>
-      </w:r>
-      <w:r>
-        <w:rPr>
-          <w:color w:val="EE0000"/>
-          <w:lang w:val="bg-BG"/>
-        </w:rPr>
-        <w:t>: Динамична мутация</w:t>
-      </w:r>
-    </w:p>
-    <w:p>
-      <w:r>
-        <w:t xml:space="preserve">65. </w:t>
-      </w:r>
-      <w:proofErr w:type="spellStart"/>
-      <w:r>
-        <w:t>Мултифакторните</w:t>
-      </w:r>
-      <w:proofErr w:type="spellEnd"/>
-      <w:r>
-        <w:t xml:space="preserve"> </w:t>
-      </w:r>
-      <w:proofErr w:type="spellStart"/>
-      <w:r>
-        <w:t>заболявания</w:t>
-      </w:r>
-      <w:proofErr w:type="spellEnd"/>
-      <w:r>
-        <w:t xml:space="preserve"> НЕ се </w:t>
-      </w:r>
-      <w:proofErr w:type="spellStart"/>
-      <w:r>
-        <w:t>характеризират</w:t>
-      </w:r>
-      <w:proofErr w:type="spellEnd"/>
-      <w:r>
-        <w:t xml:space="preserve"> с:</w:t>
-      </w:r>
-    </w:p>
-    <w:p>
-      <w:pPr>
-        <w:pStyle w:val="ListParagraph"/>
-        <w:numPr>
-          <w:ilvl w:val="0"/>
-          <w:numId w:val="3"/>
-        </w:numPr>
-        <w:rPr>
-          <w:color w:val="EE0000"/>
-        </w:rPr>
-      </w:pPr>
-      <w:r>
-        <w:rPr>
-          <w:color w:val="EE0000"/>
-          <w:lang w:val="bg-BG"/>
-        </w:rPr>
-        <w:t xml:space="preserve">Верен </w:t>
-      </w:r>
-      <w:proofErr w:type="spellStart"/>
-      <w:r>
-        <w:rPr>
-          <w:color w:val="EE0000"/>
-        </w:rPr>
-        <w:t>SeIected</w:t>
-      </w:r>
-      <w:proofErr w:type="spellEnd"/>
-      <w:r>
-        <w:rPr>
-          <w:color w:val="EE0000"/>
-        </w:rPr>
-        <w:t xml:space="preserve"> Answer: </w:t>
-      </w:r>
-      <w:proofErr w:type="spellStart"/>
-      <w:r>
-        <w:rPr>
-          <w:color w:val="EE0000"/>
-        </w:rPr>
-        <w:t>Конкретен</w:t>
-      </w:r>
-      <w:proofErr w:type="spellEnd"/>
-      <w:r>
-        <w:rPr>
-          <w:color w:val="EE0000"/>
-        </w:rPr>
-        <w:t xml:space="preserve"> </w:t>
-      </w:r>
-      <w:proofErr w:type="spellStart"/>
-      <w:r>
-        <w:rPr>
-          <w:color w:val="EE0000"/>
-        </w:rPr>
-        <w:t>тип</w:t>
-      </w:r>
-      <w:proofErr w:type="spellEnd"/>
-      <w:r>
-        <w:rPr>
-          <w:color w:val="EE0000"/>
-        </w:rPr>
-        <w:t xml:space="preserve"> на </w:t>
-      </w:r>
-      <w:proofErr w:type="spellStart"/>
-      <w:r>
-        <w:rPr>
-          <w:color w:val="EE0000"/>
-        </w:rPr>
-        <w:t>унаследяване</w:t>
-      </w:r>
-      <w:proofErr w:type="spellEnd"/>
-    </w:p>
-    <w:p>
-      <w:pPr>
-        <w:rPr>
-          <w:lang w:val="bg-BG"/>
-        </w:rPr>
-      </w:pPr>
-      <w:r>
-        <w:t xml:space="preserve">66. </w:t>
-      </w:r>
-      <w:r>
-        <w:rPr>
-          <w:lang w:val="bg-BG"/>
-        </w:rPr>
-        <w:t>При кой от следните случаи се</w:t>
-      </w:r>
-      <w:r>
-        <w:t xml:space="preserve"> </w:t>
-      </w:r>
-      <w:r>
-        <w:rPr>
-          <w:lang w:val="bg-BG"/>
-        </w:rPr>
-        <w:t>увеличава вероятността за</w:t>
-      </w:r>
-      <w:r>
-        <w:t xml:space="preserve"> </w:t>
-      </w:r>
-      <w:r>
-        <w:rPr>
-          <w:lang w:val="bg-BG"/>
-        </w:rPr>
-        <w:t>раждане на дете със синдром на</w:t>
-      </w:r>
-      <w:r>
-        <w:t xml:space="preserve"> </w:t>
-      </w:r>
-      <w:r>
-        <w:rPr>
-          <w:lang w:val="bg-BG"/>
-        </w:rPr>
-        <w:t>Down?</w:t>
-      </w:r>
-    </w:p>
-    <w:p>
-      <w:pPr>
-        <w:pStyle w:val="ListParagraph"/>
-        <w:numPr>
-          <w:ilvl w:val="0"/>
-          <w:numId w:val="3"/>
-        </w:numPr>
-        <w:rPr>
-          <w:color w:val="EE0000"/>
-          <w:lang w:val="bg-BG"/>
-        </w:rPr>
-      </w:pPr>
-      <w:r>
-        <w:rPr>
-          <w:color w:val="EE0000"/>
-          <w:lang w:val="bg-BG"/>
-        </w:rPr>
-        <w:t xml:space="preserve">Верен </w:t>
-      </w:r>
-      <w:proofErr w:type="spellStart"/>
-      <w:r>
-        <w:rPr>
-          <w:color w:val="EE0000"/>
-        </w:rPr>
-        <w:t>SeIected</w:t>
-      </w:r>
-      <w:proofErr w:type="spellEnd"/>
-      <w:r>
-        <w:rPr>
-          <w:color w:val="EE0000"/>
-        </w:rPr>
-        <w:t xml:space="preserve"> Answer: </w:t>
-      </w:r>
-      <w:r>
-        <w:rPr>
-          <w:color w:val="EE0000"/>
-          <w:lang w:val="bg-BG"/>
-        </w:rPr>
-        <w:t xml:space="preserve">майка на 20 години </w:t>
-      </w:r>
-      <w:r>
-        <w:rPr>
-          <w:color w:val="EE0000"/>
-          <w:lang w:val="bg-BG"/>
-        </w:rPr>
-        <w:t xml:space="preserve">носител </w:t>
-      </w:r>
-      <w:r>
-        <w:rPr>
-          <w:color w:val="EE0000"/>
-          <w:lang w:val="bg-BG"/>
-        </w:rPr>
-        <w:t>на 21/14 Робертсонова</w:t>
-      </w:r>
-      <w:r>
-        <w:rPr>
-          <w:color w:val="EE0000"/>
-        </w:rPr>
-        <w:t xml:space="preserve"> </w:t>
-      </w:r>
-      <w:r>
-        <w:rPr>
-          <w:color w:val="EE0000"/>
-          <w:lang w:val="bg-BG"/>
-        </w:rPr>
-        <w:t>транслокация</w:t>
-      </w:r>
-    </w:p>
-    <w:p>
-      <w:pPr>
-        <w:rPr>
-          <w:lang w:val="bg-BG"/>
-        </w:rPr>
-      </w:pPr>
-      <w:r>
-        <w:rPr>
-          <w:lang w:val="bg-BG"/>
-        </w:rPr>
-        <w:t xml:space="preserve">67. </w:t>
-      </w:r>
-      <w:r>
-        <w:rPr>
-          <w:lang w:val="bg-BG"/>
-        </w:rPr>
-        <w:t>Патогенни варианти в</w:t>
-      </w:r>
-      <w:r>
-        <w:rPr>
-          <w:lang w:val="bg-BG"/>
-        </w:rPr>
-        <w:t xml:space="preserve"> </w:t>
-      </w:r>
-      <w:r>
-        <w:rPr>
-          <w:lang w:val="bg-BG"/>
-        </w:rPr>
-        <w:t>BRCA2 гена са рисков</w:t>
-      </w:r>
-      <w:r>
-        <w:rPr>
-          <w:lang w:val="bg-BG"/>
-        </w:rPr>
-        <w:t xml:space="preserve"> </w:t>
-      </w:r>
-      <w:r>
-        <w:rPr>
-          <w:lang w:val="bg-BG"/>
-        </w:rPr>
-        <w:t>фактор за рак на гърдата</w:t>
-      </w:r>
-      <w:r>
-        <w:rPr>
-          <w:lang w:val="bg-BG"/>
-        </w:rPr>
-        <w:t xml:space="preserve"> </w:t>
-      </w:r>
-      <w:r>
-        <w:rPr>
-          <w:lang w:val="bg-BG"/>
-        </w:rPr>
-        <w:t>и за:</w:t>
-      </w:r>
-    </w:p>
-    <w:p>
-      <w:pPr>
-        <w:pStyle w:val="ListParagraph"/>
-        <w:numPr>
-          <w:ilvl w:val="0"/>
-          <w:numId w:val="3"/>
-        </w:numPr>
-        <w:rPr>
-          <w:color w:val="EE0000"/>
-          <w:lang w:val="bg-BG"/>
-        </w:rPr>
-      </w:pPr>
-      <w:r>
-        <w:rPr>
-          <w:color w:val="EE0000"/>
-          <w:lang w:val="bg-BG"/>
-        </w:rPr>
-        <w:t xml:space="preserve">Верен </w:t>
-      </w:r>
-      <w:proofErr w:type="spellStart"/>
-      <w:r>
-        <w:rPr>
-          <w:color w:val="EE0000"/>
-        </w:rPr>
-        <w:t>SeIected</w:t>
-      </w:r>
-      <w:proofErr w:type="spellEnd"/>
-      <w:r>
-        <w:rPr>
-          <w:color w:val="EE0000"/>
-        </w:rPr>
-        <w:t xml:space="preserve"> Answer: </w:t>
-      </w:r>
-      <w:r>
-        <w:rPr>
-          <w:color w:val="EE0000"/>
-          <w:lang w:val="bg-BG"/>
-        </w:rPr>
-        <w:t>Овариален карцином</w:t>
-      </w:r>
-    </w:p>
-    <w:p>
-      <w:pPr>
-        <w:rPr>
-          <w:lang w:val="bg-BG"/>
-        </w:rPr>
-      </w:pPr>
-      <w:r>
-        <w:rPr>
-          <w:lang w:val="bg-BG"/>
-        </w:rPr>
-        <w:t xml:space="preserve">68. </w:t>
-      </w:r>
-      <w:r>
-        <w:rPr>
-          <w:lang w:val="bg-BG"/>
-        </w:rPr>
-        <w:t>Кое от следните твърдения за</w:t>
-      </w:r>
-      <w:r>
-        <w:rPr>
-          <w:lang w:val="bg-BG"/>
-        </w:rPr>
-        <w:t xml:space="preserve"> </w:t>
-      </w:r>
-      <w:r>
-        <w:rPr>
-          <w:lang w:val="bg-BG"/>
-        </w:rPr>
-        <w:t>муковисцидоза е ГРЕШНО?</w:t>
-      </w:r>
-    </w:p>
-    <w:p>
-      <w:pPr>
-        <w:pStyle w:val="ListParagraph"/>
-        <w:numPr>
-          <w:ilvl w:val="0"/>
-          <w:numId w:val="3"/>
-        </w:numPr>
-        <w:rPr>
-          <w:color w:val="EE0000"/>
-          <w:lang w:val="bg-BG"/>
-        </w:rPr>
-      </w:pPr>
-      <w:r>
-        <w:rPr>
-          <w:color w:val="EE0000"/>
-          <w:lang w:val="bg-BG"/>
-        </w:rPr>
-        <w:t xml:space="preserve">Верен </w:t>
-      </w:r>
-      <w:proofErr w:type="spellStart"/>
-      <w:r>
-        <w:rPr>
-          <w:color w:val="EE0000"/>
-        </w:rPr>
-        <w:t>SeIected</w:t>
-      </w:r>
-      <w:proofErr w:type="spellEnd"/>
-      <w:r>
-        <w:rPr>
-          <w:color w:val="EE0000"/>
-        </w:rPr>
-        <w:t xml:space="preserve"> Answer: </w:t>
-      </w:r>
-      <w:r>
-        <w:rPr>
-          <w:color w:val="EE0000"/>
-          <w:lang w:val="bg-BG"/>
-        </w:rPr>
-        <w:t>Окончателна диагноза се поставя чрез цитогенетичен метод</w:t>
-      </w:r>
-    </w:p>
-    <w:p>
-      <w:pPr>
-        <w:rPr>
-          <w:lang w:val="bg-BG"/>
-        </w:rPr>
-      </w:pPr>
-      <w:r>
-        <w:rPr>
-          <w:lang w:val="bg-BG"/>
-        </w:rPr>
-        <w:t xml:space="preserve">69.  </w:t>
-      </w:r>
-      <w:r>
-        <w:rPr>
-          <w:lang w:val="bg-BG"/>
-        </w:rPr>
-        <w:t>Метод на избор за потвърждаване на</w:t>
-      </w:r>
-      <w:r>
-        <w:rPr>
-          <w:lang w:val="bg-BG"/>
-        </w:rPr>
-        <w:t xml:space="preserve"> </w:t>
-      </w:r>
-      <w:r>
-        <w:rPr>
-          <w:lang w:val="bg-BG"/>
-        </w:rPr>
-        <w:t>неизвестна точкова мутация е:</w:t>
-      </w:r>
-    </w:p>
-    <w:p>
-      <w:pPr>
-        <w:pStyle w:val="ListParagraph"/>
-        <w:numPr>
-          <w:ilvl w:val="0"/>
-          <w:numId w:val="3"/>
-        </w:numPr>
-        <w:rPr>
-          <w:color w:val="EE0000"/>
-          <w:lang w:val="bg-BG"/>
-        </w:rPr>
-      </w:pPr>
-      <w:r>
-        <w:rPr>
-          <w:color w:val="EE0000"/>
-          <w:lang w:val="bg-BG"/>
-        </w:rPr>
-        <w:t xml:space="preserve">Верен </w:t>
-      </w:r>
-      <w:proofErr w:type="spellStart"/>
-      <w:r>
-        <w:rPr>
-          <w:color w:val="EE0000"/>
-        </w:rPr>
-        <w:t>SeIected</w:t>
-      </w:r>
-      <w:proofErr w:type="spellEnd"/>
-      <w:r>
-        <w:rPr>
-          <w:color w:val="EE0000"/>
-        </w:rPr>
-        <w:t xml:space="preserve"> Answer: </w:t>
-      </w:r>
-      <w:r>
-        <w:rPr>
-          <w:color w:val="EE0000"/>
-          <w:lang w:val="bg-BG"/>
-        </w:rPr>
-        <w:t>секвениране по Sanger</w:t>
-      </w:r>
-    </w:p>
-    <w:p>
-      <w:pPr>
-        <w:rPr>
-          <w:lang w:val="bg-BG"/>
-        </w:rPr>
-      </w:pPr>
-      <w:r>
-        <w:rPr>
-          <w:lang w:val="bg-BG"/>
-        </w:rPr>
-        <w:t xml:space="preserve">70. </w:t>
-      </w:r>
-      <w:r>
-        <w:rPr>
-          <w:lang w:val="bg-BG"/>
-        </w:rPr>
-        <w:t>Повтаряща се комбинация от</w:t>
-      </w:r>
-      <w:r>
-        <w:rPr>
-          <w:lang w:val="bg-BG"/>
-        </w:rPr>
-        <w:t xml:space="preserve"> </w:t>
-      </w:r>
-      <w:r>
-        <w:rPr>
-          <w:lang w:val="bg-BG"/>
-        </w:rPr>
-        <w:t>множествени вродени аномалии,</w:t>
-      </w:r>
-      <w:r>
-        <w:rPr>
-          <w:lang w:val="bg-BG"/>
-        </w:rPr>
-        <w:t xml:space="preserve"> </w:t>
-      </w:r>
-      <w:r>
-        <w:rPr>
-          <w:lang w:val="bg-BG"/>
-        </w:rPr>
-        <w:t>засягащи две или повече</w:t>
-      </w:r>
-      <w:r>
-        <w:rPr>
-          <w:lang w:val="bg-BG"/>
-        </w:rPr>
-        <w:t xml:space="preserve"> </w:t>
-      </w:r>
-      <w:r>
-        <w:rPr>
-          <w:lang w:val="bg-BG"/>
-        </w:rPr>
-        <w:t>ембриологично различни части</w:t>
-      </w:r>
-      <w:r>
-        <w:rPr>
-          <w:lang w:val="bg-BG"/>
-        </w:rPr>
-        <w:t xml:space="preserve"> </w:t>
-      </w:r>
-      <w:r>
-        <w:rPr>
-          <w:lang w:val="bg-BG"/>
-        </w:rPr>
-        <w:t>на тялото, които са отделна</w:t>
-      </w:r>
-      <w:r>
-        <w:rPr>
-          <w:lang w:val="bg-BG"/>
-        </w:rPr>
-        <w:t xml:space="preserve"> </w:t>
-      </w:r>
-      <w:r>
-        <w:rPr>
-          <w:lang w:val="bg-BG"/>
-        </w:rPr>
-        <w:t>нозологична единица, се нарича:</w:t>
-      </w:r>
-    </w:p>
-    <w:p>
-      <w:pPr>
-        <w:pStyle w:val="ListParagraph"/>
-        <w:numPr>
-          <w:ilvl w:val="0"/>
-          <w:numId w:val="3"/>
-        </w:numPr>
-        <w:rPr>
-          <w:color w:val="EE0000"/>
-          <w:lang w:val="bg-BG"/>
-        </w:rPr>
-      </w:pPr>
-      <w:r>
-        <w:rPr>
-          <w:color w:val="EE0000"/>
-          <w:lang w:val="bg-BG"/>
-        </w:rPr>
-        <w:t xml:space="preserve">Верен </w:t>
-      </w:r>
-      <w:proofErr w:type="spellStart"/>
-      <w:r>
-        <w:rPr>
-          <w:color w:val="EE0000"/>
-        </w:rPr>
-        <w:t>SeIected</w:t>
-      </w:r>
-      <w:proofErr w:type="spellEnd"/>
-      <w:r>
-        <w:rPr>
-          <w:color w:val="EE0000"/>
-        </w:rPr>
-        <w:t xml:space="preserve"> Answer</w:t>
+      <w:r>
+        <w:rPr>
+          <w:color w:val="EE0000"/>
+        </w:rPr>
+        <w:t>SeIected Answer</w:t>
       </w:r>
       <w:r>
         <w:rPr>
@@ -4794,49 +4554,832 @@
         </w:rPr>
         <w:t xml:space="preserve">Верен </w:t>
       </w:r>
+      <w:r>
+        <w:rPr>
+          <w:color w:val="EE0000"/>
+        </w:rPr>
+        <w:t>SeIected Answer</w:t>
+      </w:r>
+      <w:r>
+        <w:rPr>
+          <w:color w:val="EE0000"/>
+          <w:lang w:val="bg-BG"/>
+        </w:rPr>
+        <w:t xml:space="preserve">: </w:t>
+      </w:r>
+      <w:r>
+        <w:rPr>
+          <w:color w:val="EE0000"/>
+        </w:rPr>
+        <w:t>TP53</w:t>
+      </w:r>
+    </w:p>
+    <w:p>
+      <w:r>
+        <w:t xml:space="preserve">72. </w:t>
+      </w:r>
       <w:proofErr w:type="spellStart"/>
       <w:r>
-        <w:rPr>
-          <w:color w:val="EE0000"/>
-        </w:rPr>
-        <w:t>SeIected</w:t>
+        <w:t>Коя</w:t>
       </w:r>
       <w:proofErr w:type="spellEnd"/>
       <w:r>
-        <w:rPr>
-          <w:color w:val="EE0000"/>
-        </w:rPr>
-        <w:t xml:space="preserve"> Answer</w:t>
-      </w:r>
-      <w:r>
-        <w:rPr>
-          <w:color w:val="EE0000"/>
-          <w:lang w:val="bg-BG"/>
-        </w:rPr>
-        <w:t xml:space="preserve">: </w:t>
-      </w:r>
-      <w:r>
-        <w:rPr>
-          <w:color w:val="EE0000"/>
-        </w:rPr>
-        <w:t>TP53</w:t>
-      </w:r>
-    </w:p>
-    <w:p>
-      <w:r>
-        <w:t xml:space="preserve">72. </w:t>
+        <w:t xml:space="preserve"> от </w:t>
       </w:r>
       <w:proofErr w:type="spellStart"/>
       <w:r>
-        <w:t>Коя</w:t>
+        <w:t>следните</w:t>
       </w:r>
       <w:proofErr w:type="spellEnd"/>
       <w:r>
+        <w:t xml:space="preserve"> </w:t>
+      </w:r>
+      <w:proofErr w:type="spellStart"/>
+      <w:r>
+        <w:t>прояви</w:t>
+      </w:r>
+      <w:proofErr w:type="spellEnd"/>
+      <w:r>
+        <w:t xml:space="preserve"> не е </w:t>
+      </w:r>
+      <w:proofErr w:type="spellStart"/>
+      <w:r>
+        <w:t>характерна</w:t>
+      </w:r>
+      <w:proofErr w:type="spellEnd"/>
+      <w:r>
+        <w:t xml:space="preserve"> </w:t>
+      </w:r>
+      <w:proofErr w:type="spellStart"/>
+      <w:r>
+        <w:t>за</w:t>
+      </w:r>
+      <w:proofErr w:type="spellEnd"/>
+      <w:r>
+        <w:t xml:space="preserve"> </w:t>
+      </w:r>
+      <w:proofErr w:type="spellStart"/>
+      <w:r>
+        <w:t>нелекувана</w:t>
+      </w:r>
+      <w:proofErr w:type="spellEnd"/>
+      <w:r>
+        <w:t xml:space="preserve"> </w:t>
+      </w:r>
+      <w:proofErr w:type="spellStart"/>
+      <w:r>
+        <w:t>фенилкетонурия</w:t>
+      </w:r>
+      <w:proofErr w:type="spellEnd"/>
+      <w:r>
+        <w:t>?</w:t>
+      </w:r>
+    </w:p>
+    <w:p>
+      <w:pPr>
+        <w:pStyle w:val="ListParagraph"/>
+        <w:numPr>
+          <w:ilvl w:val="0"/>
+          <w:numId w:val="3"/>
+        </w:numPr>
+        <w:rPr>
+          <w:color w:val="EE0000"/>
+        </w:rPr>
+      </w:pPr>
+      <w:r>
+        <w:rPr>
+          <w:color w:val="EE0000"/>
+          <w:lang w:val="bg-BG"/>
+        </w:rPr>
+        <w:t xml:space="preserve">Верен </w:t>
+      </w:r>
+      <w:r>
+        <w:rPr>
+          <w:color w:val="EE0000"/>
+        </w:rPr>
+        <w:t>SeIected Answer</w:t>
+      </w:r>
+      <w:r>
+        <w:rPr>
+          <w:color w:val="EE0000"/>
+          <w:lang w:val="bg-BG"/>
+        </w:rPr>
+        <w:t>: висок ръст</w:t>
+      </w:r>
+    </w:p>
+    <w:p>
+      <w:pPr>
+        <w:rPr>
+          <w:lang w:val="bg-BG"/>
+        </w:rPr>
+      </w:pPr>
+      <w:r>
+        <w:rPr>
+          <w:lang w:val="bg-BG"/>
+        </w:rPr>
+        <w:t xml:space="preserve">73. </w:t>
+      </w:r>
+      <w:r>
+        <w:rPr>
+          <w:lang w:val="bg-BG"/>
+        </w:rPr>
+        <w:t>Болестта на Хънтингтън не се</w:t>
+      </w:r>
+      <w:r>
+        <w:rPr>
+          <w:lang w:val="bg-BG"/>
+        </w:rPr>
+        <w:t xml:space="preserve"> </w:t>
+      </w:r>
+      <w:r>
+        <w:rPr>
+          <w:lang w:val="bg-BG"/>
+        </w:rPr>
+        <w:t>характеризира с:</w:t>
+      </w:r>
+    </w:p>
+    <w:p>
+      <w:pPr>
+        <w:pStyle w:val="ListParagraph"/>
+        <w:numPr>
+          <w:ilvl w:val="0"/>
+          <w:numId w:val="3"/>
+        </w:numPr>
+        <w:rPr>
+          <w:color w:val="EE0000"/>
+        </w:rPr>
+      </w:pPr>
+      <w:r>
+        <w:rPr>
+          <w:color w:val="EE0000"/>
+          <w:lang w:val="bg-BG"/>
+        </w:rPr>
+        <w:t xml:space="preserve">Верен </w:t>
+      </w:r>
+      <w:r>
+        <w:rPr>
+          <w:color w:val="EE0000"/>
+        </w:rPr>
+        <w:t>SeIected Answer</w:t>
+      </w:r>
+      <w:r>
+        <w:rPr>
+          <w:color w:val="EE0000"/>
+          <w:lang w:val="bg-BG"/>
+        </w:rPr>
+        <w:t>: локусна хетерогенност</w:t>
+      </w:r>
+    </w:p>
+    <w:p>
+      <w:pPr>
+        <w:rPr>
+          <w:lang w:val="bg-BG"/>
+        </w:rPr>
+      </w:pPr>
+      <w:r>
+        <w:rPr>
+          <w:lang w:val="bg-BG"/>
+        </w:rPr>
+        <w:t xml:space="preserve">74. </w:t>
+      </w:r>
+      <w:r>
+        <w:rPr>
+          <w:lang w:val="bg-BG"/>
+        </w:rPr>
+        <w:t>Ако майката е носител на патогенен</w:t>
+      </w:r>
+      <w:r>
+        <w:rPr>
+          <w:lang w:val="bg-BG"/>
+        </w:rPr>
+        <w:t xml:space="preserve"> </w:t>
+      </w:r>
+      <w:r>
+        <w:rPr>
+          <w:lang w:val="bg-BG"/>
+        </w:rPr>
+        <w:t>вариант в гена за фактор 8, какъв е</w:t>
+      </w:r>
+      <w:r>
+        <w:rPr>
+          <w:lang w:val="bg-BG"/>
+        </w:rPr>
+        <w:t xml:space="preserve"> </w:t>
+      </w:r>
+      <w:r>
+        <w:rPr>
+          <w:lang w:val="bg-BG"/>
+        </w:rPr>
+        <w:t>рискът тя да има болна дъщеря, ако</w:t>
+      </w:r>
+      <w:r>
+        <w:rPr>
+          <w:lang w:val="bg-BG"/>
+        </w:rPr>
+        <w:t xml:space="preserve"> </w:t>
+      </w:r>
+      <w:r>
+        <w:rPr>
+          <w:lang w:val="bg-BG"/>
+        </w:rPr>
+        <w:t>бащата е здрав?</w:t>
+      </w:r>
+    </w:p>
+    <w:p>
+      <w:pPr>
+        <w:pStyle w:val="ListParagraph"/>
+        <w:numPr>
+          <w:ilvl w:val="0"/>
+          <w:numId w:val="3"/>
+        </w:numPr>
+        <w:rPr>
+          <w:color w:val="EE0000"/>
+          <w:lang w:val="bg-BG"/>
+        </w:rPr>
+      </w:pPr>
+      <w:r>
+        <w:rPr>
+          <w:color w:val="EE0000"/>
+          <w:lang w:val="bg-BG"/>
+        </w:rPr>
+        <w:t xml:space="preserve">Верен </w:t>
+      </w:r>
+      <w:r>
+        <w:rPr>
+          <w:color w:val="EE0000"/>
+        </w:rPr>
+        <w:t xml:space="preserve">SeIected Answer: </w:t>
+      </w:r>
+      <w:r>
+        <w:rPr>
+          <w:color w:val="EE0000"/>
+          <w:lang w:val="bg-BG"/>
+        </w:rPr>
+        <w:t>0%</w:t>
+      </w:r>
+    </w:p>
+    <w:p>
+      <w:pPr>
+        <w:rPr>
+          <w:lang w:val="bg-BG"/>
+        </w:rPr>
+      </w:pPr>
+      <w:r>
+        <w:rPr>
+          <w:lang w:val="bg-BG"/>
+        </w:rPr>
+        <w:t xml:space="preserve">75. </w:t>
+      </w:r>
+      <w:r>
+        <w:rPr>
+          <w:lang w:val="bg-BG"/>
+        </w:rPr>
+        <w:t>При дете с микроцефалия, изоставане във</w:t>
+      </w:r>
+      <w:r>
+        <w:rPr>
+          <w:lang w:val="bg-BG"/>
+        </w:rPr>
+        <w:t xml:space="preserve"> </w:t>
+      </w:r>
+      <w:r>
+        <w:rPr>
+          <w:lang w:val="bg-BG"/>
+        </w:rPr>
+        <w:t>физическото и интелектуалното развитие и</w:t>
+      </w:r>
+      <w:r>
+        <w:rPr>
+          <w:lang w:val="bg-BG"/>
+        </w:rPr>
+        <w:t xml:space="preserve"> </w:t>
+      </w:r>
+      <w:r>
+        <w:rPr>
+          <w:lang w:val="bg-BG"/>
+        </w:rPr>
+        <w:t>лицев дисморфизъм (къси очни цепки, гладък</w:t>
+      </w:r>
+      <w:r>
+        <w:rPr>
+          <w:lang w:val="bg-BG"/>
+        </w:rPr>
+        <w:t xml:space="preserve"> </w:t>
+      </w:r>
+      <w:r>
+        <w:rPr>
+          <w:lang w:val="bg-BG"/>
+        </w:rPr>
+        <w:t>филтрум, плоска основа на носа, хипоплазия</w:t>
+      </w:r>
+      <w:r>
+        <w:rPr>
+          <w:lang w:val="bg-BG"/>
+        </w:rPr>
+        <w:t xml:space="preserve"> </w:t>
+      </w:r>
+      <w:r>
+        <w:rPr>
+          <w:lang w:val="bg-BG"/>
+        </w:rPr>
+        <w:t>на средна част на лицето, тънка горна устна)</w:t>
+      </w:r>
+      <w:r>
+        <w:rPr>
+          <w:lang w:val="bg-BG"/>
+        </w:rPr>
+        <w:t xml:space="preserve"> </w:t>
+      </w:r>
+      <w:r>
+        <w:rPr>
+          <w:lang w:val="bg-BG"/>
+        </w:rPr>
+        <w:t>може да се касае за:</w:t>
+      </w:r>
+    </w:p>
+    <w:p>
+      <w:pPr>
+        <w:pStyle w:val="ListParagraph"/>
+        <w:numPr>
+          <w:ilvl w:val="0"/>
+          <w:numId w:val="3"/>
+        </w:numPr>
+        <w:rPr>
+          <w:color w:val="EE0000"/>
+          <w:lang w:val="bg-BG"/>
+        </w:rPr>
+      </w:pPr>
+      <w:r>
+        <w:rPr>
+          <w:color w:val="EE0000"/>
+          <w:lang w:val="bg-BG"/>
+        </w:rPr>
+        <w:t xml:space="preserve">Верен </w:t>
+      </w:r>
+      <w:r>
+        <w:rPr>
+          <w:color w:val="EE0000"/>
+        </w:rPr>
+        <w:t xml:space="preserve">SeIected Answer: </w:t>
+      </w:r>
+      <w:r>
+        <w:rPr>
+          <w:color w:val="EE0000"/>
+          <w:lang w:val="bg-BG"/>
+        </w:rPr>
+        <w:t>фетален алкохолен синдром</w:t>
+      </w:r>
+    </w:p>
+    <w:p>
+      <w:pPr>
+        <w:rPr>
+          <w:lang w:val="bg-BG"/>
+        </w:rPr>
+      </w:pPr>
+      <w:r>
+        <w:rPr>
+          <w:lang w:val="bg-BG"/>
+        </w:rPr>
+        <w:t xml:space="preserve">76. </w:t>
+      </w:r>
+      <w:r>
+        <w:rPr>
+          <w:lang w:val="bg-BG"/>
+        </w:rPr>
+        <w:t>Заболяване, възникващо в резултат на</w:t>
+      </w:r>
+      <w:r>
+        <w:rPr>
+          <w:lang w:val="bg-BG"/>
+        </w:rPr>
+        <w:t xml:space="preserve"> </w:t>
+      </w:r>
+      <w:r>
+        <w:rPr>
+          <w:lang w:val="bg-BG"/>
+        </w:rPr>
+        <w:t>дефицит или непълноценна функция</w:t>
+      </w:r>
+      <w:r>
+        <w:rPr>
+          <w:lang w:val="bg-BG"/>
+        </w:rPr>
+        <w:t xml:space="preserve"> </w:t>
+      </w:r>
+      <w:r>
+        <w:rPr>
+          <w:lang w:val="bg-BG"/>
+        </w:rPr>
+        <w:t>на коагулационен фактор VIII е</w:t>
+      </w:r>
+    </w:p>
+    <w:p>
+      <w:pPr>
+        <w:pStyle w:val="ListParagraph"/>
+        <w:numPr>
+          <w:ilvl w:val="0"/>
+          <w:numId w:val="3"/>
+        </w:numPr>
+        <w:rPr>
+          <w:color w:val="EE0000"/>
+          <w:lang w:val="bg-BG"/>
+        </w:rPr>
+      </w:pPr>
+      <w:r>
+        <w:rPr>
+          <w:color w:val="EE0000"/>
+          <w:lang w:val="bg-BG"/>
+        </w:rPr>
+        <w:t xml:space="preserve">Верен </w:t>
+      </w:r>
+      <w:r>
+        <w:rPr>
+          <w:color w:val="EE0000"/>
+        </w:rPr>
+        <w:t>SeIected Answer:</w:t>
+      </w:r>
+      <w:r>
+        <w:rPr>
+          <w:color w:val="EE0000"/>
+          <w:lang w:val="bg-BG"/>
+        </w:rPr>
+        <w:t xml:space="preserve"> Хемофилия А</w:t>
+      </w:r>
+    </w:p>
+    <w:p>
+      <w:pPr>
+        <w:rPr>
+          <w:lang w:val="bg-BG"/>
+        </w:rPr>
+      </w:pPr>
+      <w:r>
+        <w:rPr>
+          <w:lang w:val="bg-BG"/>
+        </w:rPr>
+        <w:t xml:space="preserve">77. </w:t>
+      </w:r>
+      <w:r>
+        <w:rPr>
+          <w:lang w:val="bg-BG"/>
+        </w:rPr>
+        <w:t>При кой тил спинална мускулна атрофия се</w:t>
+      </w:r>
+      <w:r>
+        <w:rPr>
+          <w:lang w:val="bg-BG"/>
+        </w:rPr>
+        <w:t xml:space="preserve"> </w:t>
+      </w:r>
+      <w:r>
+        <w:rPr>
+          <w:lang w:val="bg-BG"/>
+        </w:rPr>
+        <w:t>очаква пациентите да имат нормална</w:t>
+      </w:r>
+      <w:r>
+        <w:rPr>
+          <w:lang w:val="bg-BG"/>
+        </w:rPr>
+        <w:t xml:space="preserve"> </w:t>
+      </w:r>
+      <w:r>
+        <w:rPr>
+          <w:lang w:val="bg-BG"/>
+        </w:rPr>
+        <w:t>продължителност на живот?</w:t>
+      </w:r>
+      <w:r>
+        <w:rPr>
+          <w:lang w:val="bg-BG"/>
+        </w:rPr>
+        <w:t xml:space="preserve"> </w:t>
+      </w:r>
+    </w:p>
+    <w:p>
+      <w:pPr>
+        <w:pStyle w:val="ListParagraph"/>
+        <w:numPr>
+          <w:ilvl w:val="0"/>
+          <w:numId w:val="3"/>
+        </w:numPr>
+        <w:rPr>
+          <w:lang w:val="bg-BG"/>
+        </w:rPr>
+      </w:pPr>
+      <w:r>
+        <w:rPr>
+          <w:lang w:val="bg-BG"/>
+        </w:rPr>
+        <w:t xml:space="preserve">Selected Answer: </w:t>
+      </w:r>
+    </w:p>
+    <w:p>
+      <w:pPr>
+        <w:rPr>
+          <w:lang w:val="bg-BG"/>
+        </w:rPr>
+      </w:pPr>
+      <w:r>
+        <w:rPr>
+          <w:lang w:val="bg-BG"/>
+        </w:rPr>
+        <w:t>78. К</w:t>
+      </w:r>
+      <w:r>
+        <w:rPr>
+          <w:lang w:val="bg-BG"/>
+        </w:rPr>
+        <w:t>ои от изброните се наблюдават при</w:t>
+      </w:r>
+      <w:r>
+        <w:rPr>
+          <w:lang w:val="bg-BG"/>
+        </w:rPr>
+        <w:t xml:space="preserve"> </w:t>
+      </w:r>
+      <w:r>
+        <w:rPr>
+          <w:lang w:val="bg-BG"/>
+        </w:rPr>
+        <w:t>Трихоринофалангеален синдром?</w:t>
+      </w:r>
+    </w:p>
+    <w:p>
+      <w:pPr>
+        <w:pStyle w:val="ListParagraph"/>
+        <w:numPr>
+          <w:ilvl w:val="0"/>
+          <w:numId w:val="3"/>
+        </w:numPr>
+        <w:rPr>
+          <w:color w:val="EE0000"/>
+          <w:lang w:val="bg-BG"/>
+        </w:rPr>
+      </w:pPr>
+      <w:r>
+        <w:rPr>
+          <w:color w:val="EE0000"/>
+          <w:lang w:val="bg-BG"/>
+        </w:rPr>
+        <w:t xml:space="preserve">Верен </w:t>
+      </w:r>
+      <w:r>
+        <w:rPr>
+          <w:color w:val="EE0000"/>
+        </w:rPr>
+        <w:t>SeIected Answer:</w:t>
+      </w:r>
+      <w:r>
+        <w:rPr>
+          <w:color w:val="EE0000"/>
+          <w:lang w:val="bg-BG"/>
+        </w:rPr>
+        <w:t xml:space="preserve"> Нисък </w:t>
+      </w:r>
+      <w:r>
+        <w:rPr>
+          <w:color w:val="EE0000"/>
+          <w:lang w:val="bg-BG"/>
+        </w:rPr>
+        <w:t>ръст</w:t>
+      </w:r>
+      <w:r>
+        <w:rPr>
+          <w:color w:val="EE0000"/>
+          <w:lang w:val="bg-BG"/>
+        </w:rPr>
+        <w:t xml:space="preserve"> и рядка коса</w:t>
+      </w:r>
+    </w:p>
+    <w:p>
+      <w:pPr>
+        <w:rPr>
+          <w:lang w:val="bg-BG"/>
+        </w:rPr>
+      </w:pPr>
+      <w:r>
+        <w:rPr>
+          <w:lang w:val="bg-BG"/>
+        </w:rPr>
+        <w:t>79. Д</w:t>
+      </w:r>
+      <w:r>
+        <w:rPr>
+          <w:lang w:val="bg-BG"/>
+        </w:rPr>
+        <w:t>ете с дълги крайници, висок ръст,</w:t>
+      </w:r>
+      <w:r>
+        <w:rPr>
+          <w:lang w:val="bg-BG"/>
+        </w:rPr>
+        <w:t xml:space="preserve"> </w:t>
+      </w:r>
+      <w:r>
+        <w:rPr>
+          <w:lang w:val="bg-BG"/>
+        </w:rPr>
+        <w:t>деформации в гръдния кош и</w:t>
+      </w:r>
+      <w:r>
+        <w:rPr>
+          <w:lang w:val="bg-BG"/>
+        </w:rPr>
+        <w:t xml:space="preserve"> </w:t>
+      </w:r>
+      <w:r>
+        <w:rPr>
+          <w:lang w:val="bg-BG"/>
+        </w:rPr>
+        <w:t>дислокация на лещата е</w:t>
+      </w:r>
+      <w:r>
+        <w:rPr>
+          <w:lang w:val="bg-BG"/>
+        </w:rPr>
+        <w:t xml:space="preserve"> </w:t>
+      </w:r>
+      <w:r>
+        <w:rPr>
+          <w:lang w:val="bg-BG"/>
+        </w:rPr>
+        <w:t>удачно да се</w:t>
+      </w:r>
+      <w:r>
+        <w:rPr>
+          <w:lang w:val="bg-BG"/>
+        </w:rPr>
+        <w:t xml:space="preserve"> </w:t>
+      </w:r>
+      <w:r>
+        <w:rPr>
+          <w:lang w:val="bg-BG"/>
+        </w:rPr>
+        <w:t>изследва за:</w:t>
+      </w:r>
+    </w:p>
+    <w:p>
+      <w:pPr>
+        <w:pStyle w:val="ListParagraph"/>
+        <w:numPr>
+          <w:ilvl w:val="0"/>
+          <w:numId w:val="3"/>
+        </w:numPr>
+        <w:rPr>
+          <w:color w:val="EE0000"/>
+          <w:lang w:val="bg-BG"/>
+        </w:rPr>
+      </w:pPr>
+      <w:r>
+        <w:rPr>
+          <w:color w:val="EE0000"/>
+          <w:lang w:val="bg-BG"/>
+        </w:rPr>
+        <w:t xml:space="preserve">Верен </w:t>
+      </w:r>
+      <w:r>
+        <w:rPr>
+          <w:color w:val="EE0000"/>
+        </w:rPr>
+        <w:t>SeIected Answer:</w:t>
+      </w:r>
+      <w:r>
+        <w:rPr>
+          <w:color w:val="EE0000"/>
+          <w:lang w:val="bg-BG"/>
+        </w:rPr>
+        <w:t xml:space="preserve"> патогенни варианти във фибрилиновия ген</w:t>
+      </w:r>
+      <w:r>
+        <w:rPr>
+          <w:color w:val="EE0000"/>
+          <w:lang w:val="bg-BG"/>
+        </w:rPr>
+        <w:t xml:space="preserve"> /Синдром на Марфан е това/</w:t>
+      </w:r>
+    </w:p>
+    <w:p>
+      <w:r>
+        <w:rPr>
+          <w:lang w:val="bg-BG"/>
+        </w:rPr>
+        <w:t xml:space="preserve">80. </w:t>
+      </w:r>
+      <w:r>
+        <w:rPr>
+          <w:lang w:val="bg-BG"/>
+        </w:rPr>
+        <w:t>При родители с нормален кариотип,</w:t>
+      </w:r>
+      <w:r>
+        <w:rPr>
+          <w:lang w:val="bg-BG"/>
+        </w:rPr>
+        <w:t xml:space="preserve"> </w:t>
+      </w:r>
+      <w:r>
+        <w:rPr>
+          <w:lang w:val="bg-BG"/>
+        </w:rPr>
+        <w:t xml:space="preserve">каква е формата на синдром на </w:t>
+      </w:r>
+      <w:r>
+        <w:rPr>
+          <w:lang w:val="bg-BG"/>
+        </w:rPr>
+        <w:t xml:space="preserve">Даун </w:t>
+      </w:r>
+      <w:r>
+        <w:rPr>
+          <w:lang w:val="bg-BG"/>
+        </w:rPr>
+        <w:t>при детето им,ако то е с кариотип</w:t>
+      </w:r>
+      <w:r>
+        <w:rPr>
+          <w:lang w:val="bg-BG"/>
+        </w:rPr>
+        <w:t xml:space="preserve"> </w:t>
+      </w:r>
+      <w:r>
+        <w:rPr>
+          <w:lang w:val="bg-BG"/>
+        </w:rPr>
+        <w:t>46,</w:t>
+      </w:r>
+      <w:r>
+        <w:t>XY, der (13:21)(q10;q10),+21?</w:t>
+      </w:r>
+    </w:p>
+    <w:p>
+      <w:pPr>
+        <w:pStyle w:val="ListParagraph"/>
+        <w:numPr>
+          <w:ilvl w:val="0"/>
+          <w:numId w:val="3"/>
+        </w:numPr>
+        <w:rPr>
+          <w:color w:val="EE0000"/>
+          <w:lang w:val="bg-BG"/>
+        </w:rPr>
+      </w:pPr>
+      <w:r>
+        <w:rPr>
+          <w:color w:val="EE0000"/>
+          <w:lang w:val="bg-BG"/>
+        </w:rPr>
+        <w:t xml:space="preserve">Верен </w:t>
+      </w:r>
+      <w:r>
+        <w:rPr>
+          <w:color w:val="EE0000"/>
+        </w:rPr>
+        <w:t>SeIected Answer:</w:t>
+      </w:r>
+      <w:r>
+        <w:rPr>
+          <w:color w:val="EE0000"/>
+          <w:lang w:val="bg-BG"/>
+        </w:rPr>
+        <w:t xml:space="preserve"> спорадична,</w:t>
+      </w:r>
+      <w:r>
+        <w:rPr>
+          <w:color w:val="EE0000"/>
+        </w:rPr>
+        <w:t xml:space="preserve"> </w:t>
+      </w:r>
+      <w:r>
+        <w:rPr>
+          <w:color w:val="EE0000"/>
+          <w:lang w:val="bg-BG"/>
+        </w:rPr>
+        <w:t>транслокационна</w:t>
+      </w:r>
+    </w:p>
+    <w:p>
+      <w:r>
+        <w:t xml:space="preserve">81. </w:t>
+      </w:r>
+      <w:proofErr w:type="spellStart"/>
+      <w:r>
+        <w:t>Ваш</w:t>
+      </w:r>
+      <w:proofErr w:type="spellEnd"/>
+      <w:r>
+        <w:t xml:space="preserve"> </w:t>
+      </w:r>
+      <w:proofErr w:type="spellStart"/>
+      <w:r>
+        <w:t>пациент</w:t>
+      </w:r>
+      <w:proofErr w:type="spellEnd"/>
+      <w:r>
         <w:t xml:space="preserve"> от </w:t>
       </w:r>
       <w:proofErr w:type="spellStart"/>
       <w:r>
-        <w:t>следните</w:t>
+        <w:t>мъжки</w:t>
       </w:r>
       <w:proofErr w:type="spellEnd"/>
       <w:r>
@@ -4844,23 +5387,23 @@
       </w:r>
       <w:proofErr w:type="spellStart"/>
       <w:r>
-        <w:t>прояви</w:t>
+        <w:t>пол</w:t>
       </w:r>
       <w:proofErr w:type="spellEnd"/>
       <w:r>
-        <w:t xml:space="preserve"> не е </w:t>
+        <w:t xml:space="preserve"> се </w:t>
       </w:r>
       <w:proofErr w:type="spellStart"/>
       <w:r>
-        <w:t>характерна</w:t>
+        <w:t>оплаква</w:t>
       </w:r>
       <w:proofErr w:type="spellEnd"/>
       <w:r>
-        <w:t xml:space="preserve"> </w:t>
+        <w:t xml:space="preserve"> от </w:t>
       </w:r>
       <w:proofErr w:type="spellStart"/>
       <w:r>
-        <w:t>за</w:t>
+        <w:t>мускулна</w:t>
       </w:r>
       <w:proofErr w:type="spellEnd"/>
       <w:r>
@@ -4868,18 +5411,98 @@
       </w:r>
       <w:proofErr w:type="spellStart"/>
       <w:r>
-        <w:t>нелекувана</w:t>
+        <w:t>слабост</w:t>
       </w:r>
       <w:proofErr w:type="spellEnd"/>
       <w:r>
-        <w:t xml:space="preserve"> </w:t>
+        <w:t xml:space="preserve">. </w:t>
       </w:r>
       <w:proofErr w:type="spellStart"/>
       <w:r>
-        <w:t>фенилкетонурия</w:t>
+        <w:t>Също</w:t>
       </w:r>
       <w:proofErr w:type="spellEnd"/>
       <w:r>
+        <w:t xml:space="preserve"> </w:t>
+      </w:r>
+      <w:proofErr w:type="spellStart"/>
+      <w:r>
+        <w:t>така</w:t>
+      </w:r>
+      <w:proofErr w:type="spellEnd"/>
+      <w:r>
+        <w:t xml:space="preserve"> </w:t>
+      </w:r>
+      <w:proofErr w:type="spellStart"/>
+      <w:r>
+        <w:t>има</w:t>
+      </w:r>
+      <w:proofErr w:type="spellEnd"/>
+      <w:r>
+        <w:t xml:space="preserve"> </w:t>
+      </w:r>
+      <w:proofErr w:type="spellStart"/>
+      <w:r>
+        <w:t>повишени</w:t>
+      </w:r>
+      <w:proofErr w:type="spellEnd"/>
+      <w:r>
+        <w:t xml:space="preserve"> </w:t>
+      </w:r>
+      <w:proofErr w:type="spellStart"/>
+      <w:r>
+        <w:t>нива</w:t>
+      </w:r>
+      <w:proofErr w:type="spellEnd"/>
+      <w:r>
+        <w:t xml:space="preserve"> на </w:t>
+      </w:r>
+      <w:proofErr w:type="spellStart"/>
+      <w:r>
+        <w:t>креатинин</w:t>
+      </w:r>
+      <w:proofErr w:type="spellEnd"/>
+      <w:r>
+        <w:t xml:space="preserve"> </w:t>
+      </w:r>
+      <w:proofErr w:type="spellStart"/>
+      <w:r>
+        <w:t>киназа</w:t>
+      </w:r>
+      <w:proofErr w:type="spellEnd"/>
+      <w:r>
+        <w:t xml:space="preserve"> в </w:t>
+      </w:r>
+      <w:proofErr w:type="spellStart"/>
+      <w:r>
+        <w:t>кръвта</w:t>
+      </w:r>
+      <w:proofErr w:type="spellEnd"/>
+      <w:r>
+        <w:t xml:space="preserve">. </w:t>
+      </w:r>
+      <w:proofErr w:type="spellStart"/>
+      <w:r>
+        <w:t>Каква</w:t>
+      </w:r>
+      <w:proofErr w:type="spellEnd"/>
+      <w:r>
+        <w:t xml:space="preserve"> е най-</w:t>
+      </w:r>
+      <w:proofErr w:type="spellStart"/>
+      <w:r>
+        <w:t>вероятната</w:t>
+      </w:r>
+      <w:proofErr w:type="spellEnd"/>
+      <w:r>
+        <w:t xml:space="preserve"> </w:t>
+      </w:r>
+      <w:proofErr w:type="spellStart"/>
+      <w:r>
+        <w:t>диагноза</w:t>
+      </w:r>
+      <w:proofErr w:type="spellEnd"/>
+      <w:r>
         <w:t>?</w:t>
       </w:r>
     </w:p>
@@ -4901,954 +5524,11 @@
         </w:rPr>
         <w:t xml:space="preserve">Верен </w:t>
       </w:r>
-      <w:proofErr w:type="spellStart"/>
-      <w:r>
-        <w:rPr>
-          <w:color w:val="EE0000"/>
-        </w:rPr>
-        <w:t>SeIected</w:t>
-      </w:r>
-      <w:proofErr w:type="spellEnd"/>
-      <w:r>
-        <w:rPr>
-          <w:color w:val="EE0000"/>
-        </w:rPr>
-        <w:t xml:space="preserve"> Answer</w:t>
-      </w:r>
-      <w:r>
-        <w:rPr>
-          <w:color w:val="EE0000"/>
-          <w:lang w:val="bg-BG"/>
-        </w:rPr>
-        <w:t>: висок ръст</w:t>
-      </w:r>
-    </w:p>
-    <w:p>
-      <w:pPr>
-        <w:rPr>
-          <w:lang w:val="bg-BG"/>
-        </w:rPr>
-      </w:pPr>
-      <w:r>
-        <w:rPr>
-          <w:lang w:val="bg-BG"/>
-        </w:rPr>
-        <w:t xml:space="preserve">73. </w:t>
-      </w:r>
-      <w:r>
-        <w:rPr>
-          <w:lang w:val="bg-BG"/>
-        </w:rPr>
-        <w:t>Болестта на Хънтингтън не се</w:t>
-      </w:r>
-      <w:r>
-        <w:rPr>
-          <w:lang w:val="bg-BG"/>
-        </w:rPr>
-        <w:t xml:space="preserve"> </w:t>
-      </w:r>
-      <w:r>
-        <w:rPr>
-          <w:lang w:val="bg-BG"/>
-        </w:rPr>
-        <w:t>характеризира с:</w:t>
-      </w:r>
-    </w:p>
-    <w:p>
-      <w:pPr>
-        <w:pStyle w:val="ListParagraph"/>
-        <w:numPr>
-          <w:ilvl w:val="0"/>
-          <w:numId w:val="3"/>
-        </w:numPr>
-        <w:rPr>
-          <w:color w:val="EE0000"/>
-        </w:rPr>
-      </w:pPr>
-      <w:r>
-        <w:rPr>
-          <w:color w:val="EE0000"/>
-          <w:lang w:val="bg-BG"/>
-        </w:rPr>
-        <w:t xml:space="preserve">Верен </w:t>
-      </w:r>
-      <w:proofErr w:type="spellStart"/>
-      <w:r>
-        <w:rPr>
-          <w:color w:val="EE0000"/>
-        </w:rPr>
-        <w:t>SeIected</w:t>
-      </w:r>
-      <w:proofErr w:type="spellEnd"/>
-      <w:r>
-        <w:rPr>
-          <w:color w:val="EE0000"/>
-        </w:rPr>
-        <w:t xml:space="preserve"> Answer</w:t>
-      </w:r>
-      <w:r>
-        <w:rPr>
-          <w:color w:val="EE0000"/>
-          <w:lang w:val="bg-BG"/>
-        </w:rPr>
-        <w:t>: локусна хетерогенност</w:t>
-      </w:r>
-    </w:p>
-    <w:p>
-      <w:pPr>
-        <w:rPr>
-          <w:lang w:val="bg-BG"/>
-        </w:rPr>
-      </w:pPr>
-      <w:r>
-        <w:rPr>
-          <w:lang w:val="bg-BG"/>
-        </w:rPr>
-        <w:t xml:space="preserve">74. </w:t>
-      </w:r>
-      <w:r>
-        <w:rPr>
-          <w:lang w:val="bg-BG"/>
-        </w:rPr>
-        <w:t>Ако майката е носител на патогенен</w:t>
-      </w:r>
-      <w:r>
-        <w:rPr>
-          <w:lang w:val="bg-BG"/>
-        </w:rPr>
-        <w:t xml:space="preserve"> </w:t>
-      </w:r>
-      <w:r>
-        <w:rPr>
-          <w:lang w:val="bg-BG"/>
-        </w:rPr>
-        <w:t>вариант в гена за фактор 8, какъв е</w:t>
-      </w:r>
-      <w:r>
-        <w:rPr>
-          <w:lang w:val="bg-BG"/>
-        </w:rPr>
-        <w:t xml:space="preserve"> </w:t>
-      </w:r>
-      <w:r>
-        <w:rPr>
-          <w:lang w:val="bg-BG"/>
-        </w:rPr>
-        <w:t>рискът тя да има болна дъщеря, ако</w:t>
-      </w:r>
-      <w:r>
-        <w:rPr>
-          <w:lang w:val="bg-BG"/>
-        </w:rPr>
-        <w:t xml:space="preserve"> </w:t>
-      </w:r>
-      <w:r>
-        <w:rPr>
-          <w:lang w:val="bg-BG"/>
-        </w:rPr>
-        <w:t>бащата е здрав?</w:t>
-      </w:r>
-    </w:p>
-    <w:p>
-      <w:pPr>
-        <w:pStyle w:val="ListParagraph"/>
-        <w:numPr>
-          <w:ilvl w:val="0"/>
-          <w:numId w:val="3"/>
-        </w:numPr>
-        <w:rPr>
-          <w:color w:val="EE0000"/>
-          <w:lang w:val="bg-BG"/>
-        </w:rPr>
-      </w:pPr>
-      <w:r>
-        <w:rPr>
-          <w:color w:val="EE0000"/>
-          <w:lang w:val="bg-BG"/>
-        </w:rPr>
-        <w:t xml:space="preserve">Верен </w:t>
-      </w:r>
-      <w:proofErr w:type="spellStart"/>
-      <w:r>
-        <w:rPr>
-          <w:color w:val="EE0000"/>
-        </w:rPr>
-        <w:t>SeIected</w:t>
-      </w:r>
-      <w:proofErr w:type="spellEnd"/>
-      <w:r>
-        <w:rPr>
-          <w:color w:val="EE0000"/>
-        </w:rPr>
-        <w:t xml:space="preserve"> Answer: </w:t>
-      </w:r>
-      <w:r>
-        <w:rPr>
-          <w:color w:val="EE0000"/>
-          <w:lang w:val="bg-BG"/>
-        </w:rPr>
-        <w:t>0%</w:t>
-      </w:r>
-    </w:p>
-    <w:p>
-      <w:pPr>
-        <w:rPr>
-          <w:lang w:val="bg-BG"/>
-        </w:rPr>
-      </w:pPr>
-      <w:r>
-        <w:rPr>
-          <w:lang w:val="bg-BG"/>
-        </w:rPr>
-        <w:t xml:space="preserve">75. </w:t>
-      </w:r>
-      <w:r>
-        <w:rPr>
-          <w:lang w:val="bg-BG"/>
-        </w:rPr>
-        <w:t>При дете с микроцефалия, изоставане във</w:t>
-      </w:r>
-      <w:r>
-        <w:rPr>
-          <w:lang w:val="bg-BG"/>
-        </w:rPr>
-        <w:t xml:space="preserve"> </w:t>
-      </w:r>
-      <w:r>
-        <w:rPr>
-          <w:lang w:val="bg-BG"/>
-        </w:rPr>
-        <w:t>физическото и интелектуалното развитие и</w:t>
-      </w:r>
-      <w:r>
-        <w:rPr>
-          <w:lang w:val="bg-BG"/>
-        </w:rPr>
-        <w:t xml:space="preserve"> </w:t>
-      </w:r>
-      <w:r>
-        <w:rPr>
-          <w:lang w:val="bg-BG"/>
-        </w:rPr>
-        <w:t>лицев дисморфизъм (къси очни цепки, гладък</w:t>
-      </w:r>
-      <w:r>
-        <w:rPr>
-          <w:lang w:val="bg-BG"/>
-        </w:rPr>
-        <w:t xml:space="preserve"> </w:t>
-      </w:r>
-      <w:r>
-        <w:rPr>
-          <w:lang w:val="bg-BG"/>
-        </w:rPr>
-        <w:t>филтрум, плоска основа на носа, хипоплазия</w:t>
-      </w:r>
-      <w:r>
-        <w:rPr>
-          <w:lang w:val="bg-BG"/>
-        </w:rPr>
-        <w:t xml:space="preserve"> </w:t>
-      </w:r>
-      <w:r>
-        <w:rPr>
-          <w:lang w:val="bg-BG"/>
-        </w:rPr>
-        <w:t>на средна част на лицето, тънка горна устна)</w:t>
-      </w:r>
-      <w:r>
-        <w:rPr>
-          <w:lang w:val="bg-BG"/>
-        </w:rPr>
-        <w:t xml:space="preserve"> </w:t>
-      </w:r>
-      <w:r>
-        <w:rPr>
-          <w:lang w:val="bg-BG"/>
-        </w:rPr>
-        <w:t>може да се касае за:</w:t>
-      </w:r>
-    </w:p>
-    <w:p>
-      <w:pPr>
-        <w:pStyle w:val="ListParagraph"/>
-        <w:numPr>
-          <w:ilvl w:val="0"/>
-          <w:numId w:val="3"/>
-        </w:numPr>
-        <w:rPr>
-          <w:color w:val="EE0000"/>
-          <w:lang w:val="bg-BG"/>
-        </w:rPr>
-      </w:pPr>
-      <w:r>
-        <w:rPr>
-          <w:color w:val="EE0000"/>
-          <w:lang w:val="bg-BG"/>
-        </w:rPr>
-        <w:t xml:space="preserve">Верен </w:t>
-      </w:r>
-      <w:proofErr w:type="spellStart"/>
-      <w:r>
-        <w:rPr>
-          <w:color w:val="EE0000"/>
-        </w:rPr>
-        <w:t>SeIected</w:t>
-      </w:r>
-      <w:proofErr w:type="spellEnd"/>
-      <w:r>
-        <w:rPr>
-          <w:color w:val="EE0000"/>
-        </w:rPr>
-        <w:t xml:space="preserve"> Answer: </w:t>
-      </w:r>
-      <w:r>
-        <w:rPr>
-          <w:color w:val="EE0000"/>
-          <w:lang w:val="bg-BG"/>
-        </w:rPr>
-        <w:t>фетален алкохолен синдром</w:t>
-      </w:r>
-    </w:p>
-    <w:p>
-      <w:pPr>
-        <w:rPr>
-          <w:lang w:val="bg-BG"/>
-        </w:rPr>
-      </w:pPr>
-      <w:r>
-        <w:rPr>
-          <w:lang w:val="bg-BG"/>
-        </w:rPr>
-        <w:t xml:space="preserve">76. </w:t>
-      </w:r>
-      <w:r>
-        <w:rPr>
-          <w:lang w:val="bg-BG"/>
-        </w:rPr>
-        <w:t>Заболяване, възникващо в резултат на</w:t>
-      </w:r>
-      <w:r>
-        <w:rPr>
-          <w:lang w:val="bg-BG"/>
-        </w:rPr>
-        <w:t xml:space="preserve"> </w:t>
-      </w:r>
-      <w:r>
-        <w:rPr>
-          <w:lang w:val="bg-BG"/>
-        </w:rPr>
-        <w:t>дефицит или непълноценна функция</w:t>
-      </w:r>
-      <w:r>
-        <w:rPr>
-          <w:lang w:val="bg-BG"/>
-        </w:rPr>
-        <w:t xml:space="preserve"> </w:t>
-      </w:r>
-      <w:r>
-        <w:rPr>
-          <w:lang w:val="bg-BG"/>
-        </w:rPr>
-        <w:t>на коагулационен фактор VIII е</w:t>
-      </w:r>
-    </w:p>
-    <w:p>
-      <w:pPr>
-        <w:pStyle w:val="ListParagraph"/>
-        <w:numPr>
-          <w:ilvl w:val="0"/>
-          <w:numId w:val="3"/>
-        </w:numPr>
-        <w:rPr>
-          <w:color w:val="EE0000"/>
-          <w:lang w:val="bg-BG"/>
-        </w:rPr>
-      </w:pPr>
-      <w:r>
-        <w:rPr>
-          <w:color w:val="EE0000"/>
-          <w:lang w:val="bg-BG"/>
-        </w:rPr>
-        <w:t xml:space="preserve">Верен </w:t>
-      </w:r>
-      <w:proofErr w:type="spellStart"/>
-      <w:r>
-        <w:rPr>
-          <w:color w:val="EE0000"/>
-        </w:rPr>
-        <w:t>SeIected</w:t>
-      </w:r>
-      <w:proofErr w:type="spellEnd"/>
-      <w:r>
-        <w:rPr>
-          <w:color w:val="EE0000"/>
-        </w:rPr>
-        <w:t xml:space="preserve"> Answer:</w:t>
-      </w:r>
-      <w:r>
-        <w:rPr>
-          <w:color w:val="EE0000"/>
-          <w:lang w:val="bg-BG"/>
-        </w:rPr>
-        <w:t xml:space="preserve"> Хемофилия А</w:t>
-      </w:r>
-    </w:p>
-    <w:p>
-      <w:pPr>
-        <w:rPr>
-          <w:lang w:val="bg-BG"/>
-        </w:rPr>
-      </w:pPr>
-      <w:r>
-        <w:rPr>
-          <w:lang w:val="bg-BG"/>
-        </w:rPr>
-        <w:t xml:space="preserve">77. </w:t>
-      </w:r>
-      <w:r>
-        <w:rPr>
-          <w:lang w:val="bg-BG"/>
-        </w:rPr>
-        <w:t>При кой тил спинална мускулна атрофия се</w:t>
-      </w:r>
-      <w:r>
-        <w:rPr>
-          <w:lang w:val="bg-BG"/>
-        </w:rPr>
-        <w:t xml:space="preserve"> </w:t>
-      </w:r>
-      <w:r>
-        <w:rPr>
-          <w:lang w:val="bg-BG"/>
-        </w:rPr>
-        <w:t>очаква пациентите да имат нормална</w:t>
-      </w:r>
-      <w:r>
-        <w:rPr>
-          <w:lang w:val="bg-BG"/>
-        </w:rPr>
-        <w:t xml:space="preserve"> </w:t>
-      </w:r>
-      <w:r>
-        <w:rPr>
-          <w:lang w:val="bg-BG"/>
-        </w:rPr>
-        <w:t>продължителност на живот?</w:t>
-      </w:r>
-      <w:r>
-        <w:rPr>
-          <w:lang w:val="bg-BG"/>
-        </w:rPr>
-        <w:t xml:space="preserve"> </w:t>
-      </w:r>
-    </w:p>
-    <w:p>
-      <w:pPr>
-        <w:pStyle w:val="ListParagraph"/>
-        <w:numPr>
-          <w:ilvl w:val="0"/>
-          <w:numId w:val="3"/>
-        </w:numPr>
-        <w:rPr>
-          <w:lang w:val="bg-BG"/>
-        </w:rPr>
-      </w:pPr>
-      <w:r>
-        <w:rPr>
-          <w:lang w:val="bg-BG"/>
-        </w:rPr>
-        <w:t xml:space="preserve">Selected Answer: </w:t>
-      </w:r>
-    </w:p>
-    <w:p>
-      <w:pPr>
-        <w:rPr>
-          <w:lang w:val="bg-BG"/>
-        </w:rPr>
-      </w:pPr>
-      <w:r>
-        <w:rPr>
-          <w:lang w:val="bg-BG"/>
-        </w:rPr>
-        <w:t>78. К</w:t>
-      </w:r>
-      <w:r>
-        <w:rPr>
-          <w:lang w:val="bg-BG"/>
-        </w:rPr>
-        <w:t>ои от изброните се наблюдават при</w:t>
-      </w:r>
-      <w:r>
-        <w:rPr>
-          <w:lang w:val="bg-BG"/>
-        </w:rPr>
-        <w:t xml:space="preserve"> </w:t>
-      </w:r>
-      <w:r>
-        <w:rPr>
-          <w:lang w:val="bg-BG"/>
-        </w:rPr>
-        <w:t>Трихоринофалангеален синдром?</w:t>
-      </w:r>
-    </w:p>
-    <w:p>
-      <w:pPr>
-        <w:pStyle w:val="ListParagraph"/>
-        <w:numPr>
-          <w:ilvl w:val="0"/>
-          <w:numId w:val="3"/>
-        </w:numPr>
-        <w:rPr>
-          <w:color w:val="EE0000"/>
-          <w:lang w:val="bg-BG"/>
-        </w:rPr>
-      </w:pPr>
-      <w:r>
-        <w:rPr>
-          <w:color w:val="EE0000"/>
-          <w:lang w:val="bg-BG"/>
-        </w:rPr>
-        <w:t xml:space="preserve">Верен </w:t>
-      </w:r>
-      <w:proofErr w:type="spellStart"/>
-      <w:r>
-        <w:rPr>
-          <w:color w:val="EE0000"/>
-        </w:rPr>
-        <w:t>SeIected</w:t>
-      </w:r>
-      <w:proofErr w:type="spellEnd"/>
-      <w:r>
-        <w:rPr>
-          <w:color w:val="EE0000"/>
-        </w:rPr>
-        <w:t xml:space="preserve"> Answer:</w:t>
-      </w:r>
-      <w:r>
-        <w:rPr>
-          <w:color w:val="EE0000"/>
-          <w:lang w:val="bg-BG"/>
-        </w:rPr>
-        <w:t xml:space="preserve"> Нисък </w:t>
-      </w:r>
-      <w:r>
-        <w:rPr>
-          <w:color w:val="EE0000"/>
-          <w:lang w:val="bg-BG"/>
-        </w:rPr>
-        <w:t>ръст</w:t>
-      </w:r>
-      <w:r>
-        <w:rPr>
-          <w:color w:val="EE0000"/>
-          <w:lang w:val="bg-BG"/>
-        </w:rPr>
-        <w:t xml:space="preserve"> и рядка коса</w:t>
-      </w:r>
-    </w:p>
-    <w:p>
-      <w:pPr>
-        <w:rPr>
-          <w:lang w:val="bg-BG"/>
-        </w:rPr>
-      </w:pPr>
-      <w:r>
-        <w:rPr>
-          <w:lang w:val="bg-BG"/>
-        </w:rPr>
-        <w:t>79. Д</w:t>
-      </w:r>
-      <w:r>
-        <w:rPr>
-          <w:lang w:val="bg-BG"/>
-        </w:rPr>
-        <w:t>ете с дълги крайници, висок ръст,</w:t>
-      </w:r>
-      <w:r>
-        <w:rPr>
-          <w:lang w:val="bg-BG"/>
-        </w:rPr>
-        <w:t xml:space="preserve"> </w:t>
-      </w:r>
-      <w:r>
-        <w:rPr>
-          <w:lang w:val="bg-BG"/>
-        </w:rPr>
-        <w:t>деформации в гръдния кош и</w:t>
-      </w:r>
-      <w:r>
-        <w:rPr>
-          <w:lang w:val="bg-BG"/>
-        </w:rPr>
-        <w:t xml:space="preserve"> </w:t>
-      </w:r>
-      <w:r>
-        <w:rPr>
-          <w:lang w:val="bg-BG"/>
-        </w:rPr>
-        <w:t>дислокация на лещата е</w:t>
-      </w:r>
-      <w:r>
-        <w:rPr>
-          <w:lang w:val="bg-BG"/>
-        </w:rPr>
-        <w:t xml:space="preserve"> </w:t>
-      </w:r>
-      <w:r>
-        <w:rPr>
-          <w:lang w:val="bg-BG"/>
-        </w:rPr>
-        <w:t>удачно да се</w:t>
-      </w:r>
-      <w:r>
-        <w:rPr>
-          <w:lang w:val="bg-BG"/>
-        </w:rPr>
-        <w:t xml:space="preserve"> </w:t>
-      </w:r>
-      <w:r>
-        <w:rPr>
-          <w:lang w:val="bg-BG"/>
-        </w:rPr>
-        <w:t>изследва за:</w:t>
-      </w:r>
-    </w:p>
-    <w:p>
-      <w:pPr>
-        <w:pStyle w:val="ListParagraph"/>
-        <w:numPr>
-          <w:ilvl w:val="0"/>
-          <w:numId w:val="3"/>
-        </w:numPr>
-        <w:rPr>
-          <w:color w:val="EE0000"/>
-          <w:lang w:val="bg-BG"/>
-        </w:rPr>
-      </w:pPr>
-      <w:r>
-        <w:rPr>
-          <w:color w:val="EE0000"/>
-          <w:lang w:val="bg-BG"/>
-        </w:rPr>
-        <w:t xml:space="preserve">Верен </w:t>
-      </w:r>
-      <w:proofErr w:type="spellStart"/>
-      <w:r>
-        <w:rPr>
-          <w:color w:val="EE0000"/>
-        </w:rPr>
-        <w:t>SeIected</w:t>
-      </w:r>
-      <w:proofErr w:type="spellEnd"/>
-      <w:r>
-        <w:rPr>
-          <w:color w:val="EE0000"/>
-        </w:rPr>
-        <w:t xml:space="preserve"> Answer:</w:t>
-      </w:r>
-      <w:r>
-        <w:rPr>
-          <w:color w:val="EE0000"/>
-          <w:lang w:val="bg-BG"/>
-        </w:rPr>
-        <w:t xml:space="preserve"> патогенни варианти във фибрилиновия ген</w:t>
-      </w:r>
-      <w:r>
-        <w:rPr>
-          <w:color w:val="EE0000"/>
-          <w:lang w:val="bg-BG"/>
-        </w:rPr>
-        <w:t xml:space="preserve"> /Синдром на Марфан е това/</w:t>
-      </w:r>
-    </w:p>
-    <w:p>
-      <w:r>
-        <w:rPr>
-          <w:lang w:val="bg-BG"/>
-        </w:rPr>
-        <w:t xml:space="preserve">80. </w:t>
-      </w:r>
-      <w:r>
-        <w:rPr>
-          <w:lang w:val="bg-BG"/>
-        </w:rPr>
-        <w:t>При родители с нормален кариотип,</w:t>
-      </w:r>
-      <w:r>
-        <w:rPr>
-          <w:lang w:val="bg-BG"/>
-        </w:rPr>
-        <w:t xml:space="preserve"> </w:t>
-      </w:r>
-      <w:r>
-        <w:rPr>
-          <w:lang w:val="bg-BG"/>
-        </w:rPr>
-        <w:t xml:space="preserve">каква е формата на синдром на </w:t>
-      </w:r>
-      <w:r>
-        <w:rPr>
-          <w:lang w:val="bg-BG"/>
-        </w:rPr>
-        <w:t xml:space="preserve">Даун </w:t>
-      </w:r>
-      <w:r>
-        <w:rPr>
-          <w:lang w:val="bg-BG"/>
-        </w:rPr>
-        <w:t>при детето им,ако то е с кариотип</w:t>
-      </w:r>
-      <w:r>
-        <w:rPr>
-          <w:lang w:val="bg-BG"/>
-        </w:rPr>
-        <w:t xml:space="preserve"> </w:t>
-      </w:r>
-      <w:r>
-        <w:rPr>
-          <w:lang w:val="bg-BG"/>
-        </w:rPr>
-        <w:t>46,</w:t>
-      </w:r>
-      <w:r>
-        <w:t>XY, der (13:21)(q10;q10),+21?</w:t>
-      </w:r>
-    </w:p>
-    <w:p>
-      <w:pPr>
-        <w:pStyle w:val="ListParagraph"/>
-        <w:numPr>
-          <w:ilvl w:val="0"/>
-          <w:numId w:val="3"/>
-        </w:numPr>
-        <w:rPr>
-          <w:color w:val="EE0000"/>
-          <w:lang w:val="bg-BG"/>
-        </w:rPr>
-      </w:pPr>
-      <w:r>
-        <w:rPr>
-          <w:color w:val="EE0000"/>
-          <w:lang w:val="bg-BG"/>
-        </w:rPr>
-        <w:t xml:space="preserve">Верен </w:t>
-      </w:r>
-      <w:proofErr w:type="spellStart"/>
-      <w:r>
-        <w:rPr>
-          <w:color w:val="EE0000"/>
-        </w:rPr>
-        <w:t>SeIected</w:t>
-      </w:r>
-      <w:proofErr w:type="spellEnd"/>
-      <w:r>
-        <w:rPr>
-          <w:color w:val="EE0000"/>
-        </w:rPr>
-        <w:t xml:space="preserve"> Answer:</w:t>
-      </w:r>
-      <w:r>
-        <w:rPr>
-          <w:color w:val="EE0000"/>
-          <w:lang w:val="bg-BG"/>
-        </w:rPr>
-        <w:t xml:space="preserve"> спорадична,</w:t>
-      </w:r>
-      <w:r>
-        <w:rPr>
-          <w:color w:val="EE0000"/>
-        </w:rPr>
-        <w:t xml:space="preserve"> </w:t>
-      </w:r>
-      <w:r>
-        <w:rPr>
-          <w:color w:val="EE0000"/>
-          <w:lang w:val="bg-BG"/>
-        </w:rPr>
-        <w:t>транслокационна</w:t>
-      </w:r>
-    </w:p>
-    <w:p>
-      <w:r>
-        <w:t xml:space="preserve">81. </w:t>
-      </w:r>
-      <w:proofErr w:type="spellStart"/>
-      <w:r>
-        <w:t>Ваш</w:t>
-      </w:r>
-      <w:proofErr w:type="spellEnd"/>
-      <w:r>
-        <w:t xml:space="preserve"> </w:t>
-      </w:r>
-      <w:proofErr w:type="spellStart"/>
-      <w:r>
-        <w:t>пациент</w:t>
-      </w:r>
-      <w:proofErr w:type="spellEnd"/>
-      <w:r>
-        <w:t xml:space="preserve"> от </w:t>
-      </w:r>
-      <w:proofErr w:type="spellStart"/>
-      <w:r>
-        <w:t>мъжки</w:t>
-      </w:r>
-      <w:proofErr w:type="spellEnd"/>
-      <w:r>
-        <w:t xml:space="preserve"> </w:t>
-      </w:r>
-      <w:proofErr w:type="spellStart"/>
-      <w:r>
-        <w:t>пол</w:t>
-      </w:r>
-      <w:proofErr w:type="spellEnd"/>
-      <w:r>
-        <w:t xml:space="preserve"> се </w:t>
-      </w:r>
-      <w:proofErr w:type="spellStart"/>
-      <w:r>
-        <w:t>оплаква</w:t>
-      </w:r>
-      <w:proofErr w:type="spellEnd"/>
-      <w:r>
-        <w:t xml:space="preserve"> от </w:t>
-      </w:r>
-      <w:proofErr w:type="spellStart"/>
-      <w:r>
-        <w:t>мускулна</w:t>
-      </w:r>
-      <w:proofErr w:type="spellEnd"/>
-      <w:r>
-        <w:t xml:space="preserve"> </w:t>
-      </w:r>
-      <w:proofErr w:type="spellStart"/>
-      <w:r>
-        <w:t>слабост</w:t>
-      </w:r>
-      <w:proofErr w:type="spellEnd"/>
-      <w:r>
-        <w:t xml:space="preserve">. </w:t>
-      </w:r>
-      <w:proofErr w:type="spellStart"/>
-      <w:r>
-        <w:t>Също</w:t>
-      </w:r>
-      <w:proofErr w:type="spellEnd"/>
-      <w:r>
-        <w:t xml:space="preserve"> </w:t>
-      </w:r>
-      <w:proofErr w:type="spellStart"/>
-      <w:r>
-        <w:t>така</w:t>
-      </w:r>
-      <w:proofErr w:type="spellEnd"/>
-      <w:r>
-        <w:t xml:space="preserve"> </w:t>
-      </w:r>
-      <w:proofErr w:type="spellStart"/>
-      <w:r>
-        <w:t>има</w:t>
-      </w:r>
-      <w:proofErr w:type="spellEnd"/>
-      <w:r>
-        <w:t xml:space="preserve"> </w:t>
-      </w:r>
-      <w:proofErr w:type="spellStart"/>
-      <w:r>
-        <w:t>повишени</w:t>
-      </w:r>
-      <w:proofErr w:type="spellEnd"/>
-      <w:r>
-        <w:t xml:space="preserve"> </w:t>
-      </w:r>
-      <w:proofErr w:type="spellStart"/>
-      <w:r>
-        <w:t>нива</w:t>
-      </w:r>
-      <w:proofErr w:type="spellEnd"/>
-      <w:r>
-        <w:t xml:space="preserve"> на </w:t>
-      </w:r>
-      <w:proofErr w:type="spellStart"/>
-      <w:r>
-        <w:t>креатинин</w:t>
-      </w:r>
-      <w:proofErr w:type="spellEnd"/>
-      <w:r>
-        <w:t xml:space="preserve"> </w:t>
-      </w:r>
-      <w:proofErr w:type="spellStart"/>
-      <w:r>
-        <w:t>киназа</w:t>
-      </w:r>
-      <w:proofErr w:type="spellEnd"/>
-      <w:r>
-        <w:t xml:space="preserve"> в </w:t>
-      </w:r>
-      <w:proofErr w:type="spellStart"/>
-      <w:r>
-        <w:t>кръвта</w:t>
-      </w:r>
-      <w:proofErr w:type="spellEnd"/>
-      <w:r>
-        <w:t xml:space="preserve">. </w:t>
-      </w:r>
-      <w:proofErr w:type="spellStart"/>
-      <w:r>
-        <w:t>Каква</w:t>
-      </w:r>
-      <w:proofErr w:type="spellEnd"/>
-      <w:r>
-        <w:t xml:space="preserve"> е най-</w:t>
-      </w:r>
-      <w:proofErr w:type="spellStart"/>
-      <w:r>
-        <w:t>вероятната</w:t>
-      </w:r>
-      <w:proofErr w:type="spellEnd"/>
-      <w:r>
-        <w:t xml:space="preserve"> </w:t>
-      </w:r>
-      <w:proofErr w:type="spellStart"/>
-      <w:r>
-        <w:t>диагноза</w:t>
-      </w:r>
-      <w:proofErr w:type="spellEnd"/>
-      <w:r>
-        <w:t>?</w:t>
-      </w:r>
-    </w:p>
-    <w:p>
-      <w:pPr>
-        <w:pStyle w:val="ListParagraph"/>
-        <w:numPr>
-          <w:ilvl w:val="0"/>
-          <w:numId w:val="3"/>
-        </w:numPr>
-        <w:rPr>
-          <w:color w:val="EE0000"/>
-        </w:rPr>
-      </w:pPr>
-      <w:r>
-        <w:rPr>
-          <w:color w:val="EE0000"/>
-          <w:lang w:val="bg-BG"/>
-        </w:rPr>
-        <w:t xml:space="preserve">Верен </w:t>
-      </w:r>
-      <w:proofErr w:type="spellStart"/>
-      <w:r>
-        <w:rPr>
-          <w:color w:val="EE0000"/>
-        </w:rPr>
-        <w:t>SeIected</w:t>
-      </w:r>
-      <w:proofErr w:type="spellEnd"/>
-      <w:r>
-        <w:rPr>
-          <w:color w:val="EE0000"/>
-        </w:rPr>
-        <w:t xml:space="preserve"> Answer:</w:t>
+      <w:r>
+        <w:rPr>
+          <w:color w:val="EE0000"/>
+        </w:rPr>
+        <w:t>SeIected Answer:</w:t>
       </w:r>
       <w:r>
         <w:rPr>
@@ -5925,19 +5605,11 @@
         </w:rPr>
         <w:t xml:space="preserve">Верен </w:t>
       </w:r>
-      <w:proofErr w:type="spellStart"/>
-      <w:r>
-        <w:rPr>
-          <w:color w:val="EE0000"/>
-        </w:rPr>
-        <w:t>SeIected</w:t>
-      </w:r>
-      <w:proofErr w:type="spellEnd"/>
-      <w:r>
-        <w:rPr>
-          <w:color w:val="EE0000"/>
-        </w:rPr>
-        <w:t xml:space="preserve"> Answer:</w:t>
+      <w:r>
+        <w:rPr>
+          <w:color w:val="EE0000"/>
+        </w:rPr>
+        <w:t>SeIected Answer:</w:t>
       </w:r>
       <w:r>
         <w:rPr>
@@ -6040,19 +5712,11 @@
         </w:rPr>
         <w:t xml:space="preserve">Верен </w:t>
       </w:r>
-      <w:proofErr w:type="spellStart"/>
-      <w:r>
-        <w:rPr>
-          <w:color w:val="EE0000"/>
-        </w:rPr>
-        <w:t>SeIected</w:t>
-      </w:r>
-      <w:proofErr w:type="spellEnd"/>
-      <w:r>
-        <w:rPr>
-          <w:color w:val="EE0000"/>
-        </w:rPr>
-        <w:t xml:space="preserve"> Answer</w:t>
+      <w:r>
+        <w:rPr>
+          <w:color w:val="EE0000"/>
+        </w:rPr>
+        <w:t>SeIected Answer</w:t>
       </w:r>
       <w:r>
         <w:rPr>
